--- a/docs/PRD_ProjectAegis_v2.0.docx
+++ b/docs/PRD_ProjectAegis_v2.0.docx
@@ -81,12 +81,6 @@
         <w:gridCol w:w="5826"/>
       </w:tblGrid>
       <w:tr>
-        <w:tblPrEx>
-          <w:tblCellMar>
-            <w:top w:w="0" w:type="dxa"/>
-            <w:bottom w:w="0" w:type="dxa"/>
-          </w:tblCellMar>
-        </w:tblPrEx>
         <w:trPr>
           <w:tblHeader/>
         </w:trPr>
@@ -152,12 +146,6 @@
         </w:tc>
       </w:tr>
       <w:tr>
-        <w:tblPrEx>
-          <w:tblCellMar>
-            <w:top w:w="0" w:type="dxa"/>
-            <w:bottom w:w="0" w:type="dxa"/>
-          </w:tblCellMar>
-        </w:tblPrEx>
         <w:tc>
           <w:tcPr>
             <w:tcW w:w="3200" w:type="dxa"/>
@@ -214,12 +202,6 @@
         </w:tc>
       </w:tr>
       <w:tr>
-        <w:tblPrEx>
-          <w:tblCellMar>
-            <w:top w:w="0" w:type="dxa"/>
-            <w:bottom w:w="0" w:type="dxa"/>
-          </w:tblCellMar>
-        </w:tblPrEx>
         <w:tc>
           <w:tcPr>
             <w:tcW w:w="3200" w:type="dxa"/>
@@ -276,12 +258,6 @@
         </w:tc>
       </w:tr>
       <w:tr>
-        <w:tblPrEx>
-          <w:tblCellMar>
-            <w:top w:w="0" w:type="dxa"/>
-            <w:bottom w:w="0" w:type="dxa"/>
-          </w:tblCellMar>
-        </w:tblPrEx>
         <w:tc>
           <w:tcPr>
             <w:tcW w:w="3200" w:type="dxa"/>
@@ -338,12 +314,6 @@
         </w:tc>
       </w:tr>
       <w:tr>
-        <w:tblPrEx>
-          <w:tblCellMar>
-            <w:top w:w="0" w:type="dxa"/>
-            <w:bottom w:w="0" w:type="dxa"/>
-          </w:tblCellMar>
-        </w:tblPrEx>
         <w:tc>
           <w:tcPr>
             <w:tcW w:w="3200" w:type="dxa"/>
@@ -400,12 +370,6 @@
         </w:tc>
       </w:tr>
       <w:tr>
-        <w:tblPrEx>
-          <w:tblCellMar>
-            <w:top w:w="0" w:type="dxa"/>
-            <w:bottom w:w="0" w:type="dxa"/>
-          </w:tblCellMar>
-        </w:tblPrEx>
         <w:tc>
           <w:tcPr>
             <w:tcW w:w="3200" w:type="dxa"/>
@@ -462,12 +426,6 @@
         </w:tc>
       </w:tr>
       <w:tr>
-        <w:tblPrEx>
-          <w:tblCellMar>
-            <w:top w:w="0" w:type="dxa"/>
-            <w:bottom w:w="0" w:type="dxa"/>
-          </w:tblCellMar>
-        </w:tblPrEx>
         <w:tc>
           <w:tcPr>
             <w:tcW w:w="3200" w:type="dxa"/>
@@ -524,12 +482,6 @@
         </w:tc>
       </w:tr>
       <w:tr>
-        <w:tblPrEx>
-          <w:tblCellMar>
-            <w:top w:w="0" w:type="dxa"/>
-            <w:bottom w:w="0" w:type="dxa"/>
-          </w:tblCellMar>
-        </w:tblPrEx>
         <w:tc>
           <w:tcPr>
             <w:tcW w:w="3200" w:type="dxa"/>
@@ -738,7 +690,11 @@
         <w:spacing w:before="30" w:after="70"/>
       </w:pPr>
       <w:r>
-        <w:t>Information Silos: Quantitative variance data lives in structured databases (SQL, Celonis), while the actual explanations live in unstructured, localised shift logs, emails, and IT tickets — sources that are never systematically cross-referenced.</w:t>
+        <w:t xml:space="preserve">Information Silos: Quantitative variance data lives in structured databases (SQL, Celonis), while the actual explanations live in unstructured, localised </w:t>
+      </w:r>
+      <w:r>
+        <w:lastRenderedPageBreak/>
+        <w:t>shift logs, emails, and IT tickets — sources that are never systematically cross-referenced.</w:t>
       </w:r>
     </w:p>
     <w:p>
@@ -746,7 +702,6 @@
         <w:spacing w:after="100"/>
       </w:pPr>
       <w:r>
-        <w:lastRenderedPageBreak/>
         <w:t>This delay creates severe operational leakage, stalling cross-functional decision-making and exposing multi-million-euro pipelines to unchecked compliance and financial risks.</w:t>
       </w:r>
     </w:p>
@@ -936,6 +891,7 @@
         <w:pStyle w:val="Heading2"/>
       </w:pPr>
       <w:r>
+        <w:lastRenderedPageBreak/>
         <w:t>1.5  Stakeholder Governance Framework</w:t>
       </w:r>
     </w:p>
@@ -944,7 +900,6 @@
         <w:spacing w:after="100"/>
       </w:pPr>
       <w:r>
-        <w:lastRenderedPageBreak/>
         <w:t>To align with the operating rhythms of global organisations, dashboard telemetry is explicitly bifurcated by organisational accountability and target audience. This eliminates executive information overload while equipping delivery squads with tactical diagnostic utilities. The two-page architecture maps directly to the governance hierarchy.</w:t>
       </w:r>
     </w:p>
@@ -975,12 +930,6 @@
         <w:gridCol w:w="6226"/>
       </w:tblGrid>
       <w:tr>
-        <w:tblPrEx>
-          <w:tblCellMar>
-            <w:top w:w="0" w:type="dxa"/>
-            <w:bottom w:w="0" w:type="dxa"/>
-          </w:tblCellMar>
-        </w:tblPrEx>
         <w:trPr>
           <w:tblHeader/>
         </w:trPr>
@@ -1046,12 +995,6 @@
         </w:tc>
       </w:tr>
       <w:tr>
-        <w:tblPrEx>
-          <w:tblCellMar>
-            <w:top w:w="0" w:type="dxa"/>
-            <w:bottom w:w="0" w:type="dxa"/>
-          </w:tblCellMar>
-        </w:tblPrEx>
         <w:tc>
           <w:tcPr>
             <w:tcW w:w="2800" w:type="dxa"/>
@@ -1125,12 +1068,6 @@
         </w:tc>
       </w:tr>
       <w:tr>
-        <w:tblPrEx>
-          <w:tblCellMar>
-            <w:top w:w="0" w:type="dxa"/>
-            <w:bottom w:w="0" w:type="dxa"/>
-          </w:tblCellMar>
-        </w:tblPrEx>
         <w:tc>
           <w:tcPr>
             <w:tcW w:w="2800" w:type="dxa"/>
@@ -1187,11 +1124,6 @@
         </w:tc>
       </w:tr>
     </w:tbl>
-    <w:p>
-      <w:pPr>
-        <w:spacing w:after="80"/>
-      </w:pPr>
-    </w:p>
     <w:p>
       <w:r>
         <w:br w:type="page"/>
@@ -1242,12 +1174,6 @@
         <w:gridCol w:w="6888"/>
       </w:tblGrid>
       <w:tr>
-        <w:tblPrEx>
-          <w:tblCellMar>
-            <w:top w:w="0" w:type="dxa"/>
-            <w:bottom w:w="0" w:type="dxa"/>
-          </w:tblCellMar>
-        </w:tblPrEx>
         <w:trPr>
           <w:tblHeader/>
         </w:trPr>
@@ -1343,12 +1269,6 @@
         </w:tc>
       </w:tr>
       <w:tr>
-        <w:tblPrEx>
-          <w:tblCellMar>
-            <w:top w:w="0" w:type="dxa"/>
-            <w:bottom w:w="0" w:type="dxa"/>
-          </w:tblCellMar>
-        </w:tblPrEx>
         <w:tc>
           <w:tcPr>
             <w:tcW w:w="700" w:type="dxa"/>
@@ -1432,12 +1352,6 @@
         </w:tc>
       </w:tr>
       <w:tr>
-        <w:tblPrEx>
-          <w:tblCellMar>
-            <w:top w:w="0" w:type="dxa"/>
-            <w:bottom w:w="0" w:type="dxa"/>
-          </w:tblCellMar>
-        </w:tblPrEx>
         <w:tc>
           <w:tcPr>
             <w:tcW w:w="700" w:type="dxa"/>
@@ -1521,12 +1435,6 @@
         </w:tc>
       </w:tr>
       <w:tr>
-        <w:tblPrEx>
-          <w:tblCellMar>
-            <w:top w:w="0" w:type="dxa"/>
-            <w:bottom w:w="0" w:type="dxa"/>
-          </w:tblCellMar>
-        </w:tblPrEx>
         <w:tc>
           <w:tcPr>
             <w:tcW w:w="700" w:type="dxa"/>
@@ -1610,12 +1518,6 @@
         </w:tc>
       </w:tr>
       <w:tr>
-        <w:tblPrEx>
-          <w:tblCellMar>
-            <w:top w:w="0" w:type="dxa"/>
-            <w:bottom w:w="0" w:type="dxa"/>
-          </w:tblCellMar>
-        </w:tblPrEx>
         <w:tc>
           <w:tcPr>
             <w:tcW w:w="700" w:type="dxa"/>
@@ -1699,12 +1601,6 @@
         </w:tc>
       </w:tr>
       <w:tr>
-        <w:tblPrEx>
-          <w:tblCellMar>
-            <w:top w:w="0" w:type="dxa"/>
-            <w:bottom w:w="0" w:type="dxa"/>
-          </w:tblCellMar>
-        </w:tblPrEx>
         <w:tc>
           <w:tcPr>
             <w:tcW w:w="700" w:type="dxa"/>
@@ -1788,12 +1684,6 @@
         </w:tc>
       </w:tr>
       <w:tr>
-        <w:tblPrEx>
-          <w:tblCellMar>
-            <w:top w:w="0" w:type="dxa"/>
-            <w:bottom w:w="0" w:type="dxa"/>
-          </w:tblCellMar>
-        </w:tblPrEx>
         <w:tc>
           <w:tcPr>
             <w:tcW w:w="700" w:type="dxa"/>
@@ -2006,12 +1896,6 @@
         <w:gridCol w:w="2026"/>
       </w:tblGrid>
       <w:tr>
-        <w:tblPrEx>
-          <w:tblCellMar>
-            <w:top w:w="0" w:type="dxa"/>
-            <w:bottom w:w="0" w:type="dxa"/>
-          </w:tblCellMar>
-        </w:tblPrEx>
         <w:trPr>
           <w:tblHeader/>
         </w:trPr>
@@ -2137,12 +2021,6 @@
         </w:tc>
       </w:tr>
       <w:tr>
-        <w:tblPrEx>
-          <w:tblCellMar>
-            <w:top w:w="0" w:type="dxa"/>
-            <w:bottom w:w="0" w:type="dxa"/>
-          </w:tblCellMar>
-        </w:tblPrEx>
         <w:tc>
           <w:tcPr>
             <w:tcW w:w="2300" w:type="dxa"/>
@@ -2253,12 +2131,6 @@
         </w:tc>
       </w:tr>
       <w:tr>
-        <w:tblPrEx>
-          <w:tblCellMar>
-            <w:top w:w="0" w:type="dxa"/>
-            <w:bottom w:w="0" w:type="dxa"/>
-          </w:tblCellMar>
-        </w:tblPrEx>
         <w:tc>
           <w:tcPr>
             <w:tcW w:w="2300" w:type="dxa"/>
@@ -2369,12 +2241,6 @@
         </w:tc>
       </w:tr>
       <w:tr>
-        <w:tblPrEx>
-          <w:tblCellMar>
-            <w:top w:w="0" w:type="dxa"/>
-            <w:bottom w:w="0" w:type="dxa"/>
-          </w:tblCellMar>
-        </w:tblPrEx>
         <w:tc>
           <w:tcPr>
             <w:tcW w:w="2300" w:type="dxa"/>
@@ -2485,12 +2351,6 @@
         </w:tc>
       </w:tr>
       <w:tr>
-        <w:tblPrEx>
-          <w:tblCellMar>
-            <w:top w:w="0" w:type="dxa"/>
-            <w:bottom w:w="0" w:type="dxa"/>
-          </w:tblCellMar>
-        </w:tblPrEx>
         <w:tc>
           <w:tcPr>
             <w:tcW w:w="2300" w:type="dxa"/>
@@ -2651,12 +2511,6 @@
         <w:gridCol w:w="4526"/>
       </w:tblGrid>
       <w:tr>
-        <w:tblPrEx>
-          <w:tblCellMar>
-            <w:top w:w="0" w:type="dxa"/>
-            <w:bottom w:w="0" w:type="dxa"/>
-          </w:tblCellMar>
-        </w:tblPrEx>
         <w:trPr>
           <w:tblHeader/>
         </w:trPr>
@@ -2752,12 +2606,6 @@
         </w:tc>
       </w:tr>
       <w:tr>
-        <w:tblPrEx>
-          <w:tblCellMar>
-            <w:top w:w="0" w:type="dxa"/>
-            <w:bottom w:w="0" w:type="dxa"/>
-          </w:tblCellMar>
-        </w:tblPrEx>
         <w:tc>
           <w:tcPr>
             <w:tcW w:w="2300" w:type="dxa"/>
@@ -2841,12 +2689,6 @@
         </w:tc>
       </w:tr>
       <w:tr>
-        <w:tblPrEx>
-          <w:tblCellMar>
-            <w:top w:w="0" w:type="dxa"/>
-            <w:bottom w:w="0" w:type="dxa"/>
-          </w:tblCellMar>
-        </w:tblPrEx>
         <w:tc>
           <w:tcPr>
             <w:tcW w:w="2300" w:type="dxa"/>
@@ -2930,12 +2772,6 @@
         </w:tc>
       </w:tr>
       <w:tr>
-        <w:tblPrEx>
-          <w:tblCellMar>
-            <w:top w:w="0" w:type="dxa"/>
-            <w:bottom w:w="0" w:type="dxa"/>
-          </w:tblCellMar>
-        </w:tblPrEx>
         <w:tc>
           <w:tcPr>
             <w:tcW w:w="2300" w:type="dxa"/>
@@ -3054,12 +2890,6 @@
         <w:gridCol w:w="6526"/>
       </w:tblGrid>
       <w:tr>
-        <w:tblPrEx>
-          <w:tblCellMar>
-            <w:top w:w="0" w:type="dxa"/>
-            <w:bottom w:w="0" w:type="dxa"/>
-          </w:tblCellMar>
-        </w:tblPrEx>
         <w:trPr>
           <w:tblHeader/>
         </w:trPr>
@@ -3125,12 +2955,6 @@
         </w:tc>
       </w:tr>
       <w:tr>
-        <w:tblPrEx>
-          <w:tblCellMar>
-            <w:top w:w="0" w:type="dxa"/>
-            <w:bottom w:w="0" w:type="dxa"/>
-          </w:tblCellMar>
-        </w:tblPrEx>
         <w:tc>
           <w:tcPr>
             <w:tcW w:w="2500" w:type="dxa"/>
@@ -3913,12 +3737,6 @@
         <w:gridCol w:w="2959"/>
       </w:tblGrid>
       <w:tr>
-        <w:tblPrEx>
-          <w:tblCellMar>
-            <w:top w:w="0" w:type="dxa"/>
-            <w:bottom w:w="0" w:type="dxa"/>
-          </w:tblCellMar>
-        </w:tblPrEx>
         <w:trPr>
           <w:tblHeader/>
         </w:trPr>
@@ -4044,12 +3862,6 @@
         </w:tc>
       </w:tr>
       <w:tr>
-        <w:tblPrEx>
-          <w:tblCellMar>
-            <w:top w:w="0" w:type="dxa"/>
-            <w:bottom w:w="0" w:type="dxa"/>
-          </w:tblCellMar>
-        </w:tblPrEx>
         <w:tc>
           <w:tcPr>
             <w:tcW w:w="700" w:type="dxa"/>
@@ -4160,12 +3972,6 @@
         </w:tc>
       </w:tr>
       <w:tr>
-        <w:tblPrEx>
-          <w:tblCellMar>
-            <w:top w:w="0" w:type="dxa"/>
-            <w:bottom w:w="0" w:type="dxa"/>
-          </w:tblCellMar>
-        </w:tblPrEx>
         <w:tc>
           <w:tcPr>
             <w:tcW w:w="700" w:type="dxa"/>
@@ -4276,12 +4082,6 @@
         </w:tc>
       </w:tr>
       <w:tr>
-        <w:tblPrEx>
-          <w:tblCellMar>
-            <w:top w:w="0" w:type="dxa"/>
-            <w:bottom w:w="0" w:type="dxa"/>
-          </w:tblCellMar>
-        </w:tblPrEx>
         <w:tc>
           <w:tcPr>
             <w:tcW w:w="700" w:type="dxa"/>
@@ -4392,12 +4192,6 @@
         </w:tc>
       </w:tr>
       <w:tr>
-        <w:tblPrEx>
-          <w:tblCellMar>
-            <w:top w:w="0" w:type="dxa"/>
-            <w:bottom w:w="0" w:type="dxa"/>
-          </w:tblCellMar>
-        </w:tblPrEx>
         <w:tc>
           <w:tcPr>
             <w:tcW w:w="700" w:type="dxa"/>
@@ -4508,12 +4302,6 @@
         </w:tc>
       </w:tr>
       <w:tr>
-        <w:tblPrEx>
-          <w:tblCellMar>
-            <w:top w:w="0" w:type="dxa"/>
-            <w:bottom w:w="0" w:type="dxa"/>
-          </w:tblCellMar>
-        </w:tblPrEx>
         <w:tc>
           <w:tcPr>
             <w:tcW w:w="700" w:type="dxa"/>
@@ -4624,12 +4412,6 @@
         </w:tc>
       </w:tr>
       <w:tr>
-        <w:tblPrEx>
-          <w:tblCellMar>
-            <w:top w:w="0" w:type="dxa"/>
-            <w:bottom w:w="0" w:type="dxa"/>
-          </w:tblCellMar>
-        </w:tblPrEx>
         <w:tc>
           <w:tcPr>
             <w:tcW w:w="700" w:type="dxa"/>
@@ -4740,12 +4522,6 @@
         </w:tc>
       </w:tr>
       <w:tr>
-        <w:tblPrEx>
-          <w:tblCellMar>
-            <w:top w:w="0" w:type="dxa"/>
-            <w:bottom w:w="0" w:type="dxa"/>
-          </w:tblCellMar>
-        </w:tblPrEx>
         <w:tc>
           <w:tcPr>
             <w:tcW w:w="700" w:type="dxa"/>
@@ -4978,12 +4754,6 @@
         <w:gridCol w:w="2310"/>
       </w:tblGrid>
       <w:tr>
-        <w:tblPrEx>
-          <w:tblCellMar>
-            <w:top w:w="0" w:type="dxa"/>
-            <w:bottom w:w="0" w:type="dxa"/>
-          </w:tblCellMar>
-        </w:tblPrEx>
         <w:trPr>
           <w:tblHeader/>
         </w:trPr>
@@ -5169,12 +4939,6 @@
         </w:tc>
       </w:tr>
       <w:tr>
-        <w:tblPrEx>
-          <w:tblCellMar>
-            <w:top w:w="0" w:type="dxa"/>
-            <w:bottom w:w="0" w:type="dxa"/>
-          </w:tblCellMar>
-        </w:tblPrEx>
         <w:tc>
           <w:tcPr>
             <w:tcW w:w="2100" w:type="dxa"/>
@@ -5339,12 +5103,6 @@
         </w:tc>
       </w:tr>
       <w:tr>
-        <w:tblPrEx>
-          <w:tblCellMar>
-            <w:top w:w="0" w:type="dxa"/>
-            <w:bottom w:w="0" w:type="dxa"/>
-          </w:tblCellMar>
-        </w:tblPrEx>
         <w:tc>
           <w:tcPr>
             <w:tcW w:w="2100" w:type="dxa"/>
@@ -5509,12 +5267,6 @@
         </w:tc>
       </w:tr>
       <w:tr>
-        <w:tblPrEx>
-          <w:tblCellMar>
-            <w:top w:w="0" w:type="dxa"/>
-            <w:bottom w:w="0" w:type="dxa"/>
-          </w:tblCellMar>
-        </w:tblPrEx>
         <w:tc>
           <w:tcPr>
             <w:tcW w:w="2100" w:type="dxa"/>
@@ -5679,12 +5431,6 @@
         </w:tc>
       </w:tr>
       <w:tr>
-        <w:tblPrEx>
-          <w:tblCellMar>
-            <w:top w:w="0" w:type="dxa"/>
-            <w:bottom w:w="0" w:type="dxa"/>
-          </w:tblCellMar>
-        </w:tblPrEx>
         <w:tc>
           <w:tcPr>
             <w:tcW w:w="2100" w:type="dxa"/>
@@ -5971,20 +5717,14 @@
         <w:tblLook w:val="04A0" w:firstRow="1" w:lastRow="0" w:firstColumn="1" w:lastColumn="0" w:noHBand="0" w:noVBand="1"/>
       </w:tblPr>
       <w:tblGrid>
-        <w:gridCol w:w="2050"/>
-        <w:gridCol w:w="895"/>
-        <w:gridCol w:w="1275"/>
-        <w:gridCol w:w="1292"/>
-        <w:gridCol w:w="1093"/>
-        <w:gridCol w:w="2421"/>
+        <w:gridCol w:w="2094"/>
+        <w:gridCol w:w="900"/>
+        <w:gridCol w:w="1298"/>
+        <w:gridCol w:w="1120"/>
+        <w:gridCol w:w="1099"/>
+        <w:gridCol w:w="2515"/>
       </w:tblGrid>
       <w:tr>
-        <w:tblPrEx>
-          <w:tblCellMar>
-            <w:top w:w="0" w:type="dxa"/>
-            <w:bottom w:w="0" w:type="dxa"/>
-          </w:tblCellMar>
-        </w:tblPrEx>
         <w:trPr>
           <w:tblHeader/>
         </w:trPr>
@@ -6170,12 +5910,6 @@
         </w:tc>
       </w:tr>
       <w:tr>
-        <w:tblPrEx>
-          <w:tblCellMar>
-            <w:top w:w="0" w:type="dxa"/>
-            <w:bottom w:w="0" w:type="dxa"/>
-          </w:tblCellMar>
-        </w:tblPrEx>
         <w:tc>
           <w:tcPr>
             <w:tcW w:w="2100" w:type="dxa"/>
@@ -6335,871 +6069,844 @@
                 <w:szCs w:val="22"/>
               </w:rPr>
               <w:t>P, W</w:t>
+            </w:r>
+          </w:p>
+        </w:tc>
+      </w:tr>
+      <w:tr>
+        <w:tc>
+          <w:tcPr>
+            <w:tcW w:w="2100" w:type="dxa"/>
+            <w:tcBorders>
+              <w:top w:val="single" w:sz="1" w:space="0" w:color="CCCCCC"/>
+              <w:left w:val="single" w:sz="1" w:space="0" w:color="CCCCCC"/>
+              <w:bottom w:val="single" w:sz="1" w:space="0" w:color="CCCCCC"/>
+              <w:right w:val="single" w:sz="1" w:space="0" w:color="CCCCCC"/>
+            </w:tcBorders>
+            <w:shd w:val="clear" w:color="auto" w:fill="FFFFFF"/>
+            <w:tcMar>
+              <w:top w:w="80" w:type="dxa"/>
+              <w:left w:w="120" w:type="dxa"/>
+              <w:bottom w:w="80" w:type="dxa"/>
+              <w:right w:w="120" w:type="dxa"/>
+            </w:tcMar>
+          </w:tcPr>
+          <w:p>
+            <w:r>
+              <w:rPr>
+                <w:sz w:val="22"/>
+                <w:szCs w:val="22"/>
+              </w:rPr>
+              <w:t>Processing Cycle Time</w:t>
+            </w:r>
+          </w:p>
+        </w:tc>
+        <w:tc>
+          <w:tcPr>
+            <w:tcW w:w="900" w:type="dxa"/>
+            <w:tcBorders>
+              <w:top w:val="single" w:sz="1" w:space="0" w:color="CCCCCC"/>
+              <w:left w:val="single" w:sz="1" w:space="0" w:color="CCCCCC"/>
+              <w:bottom w:val="single" w:sz="1" w:space="0" w:color="CCCCCC"/>
+              <w:right w:val="single" w:sz="1" w:space="0" w:color="CCCCCC"/>
+            </w:tcBorders>
+            <w:shd w:val="clear" w:color="auto" w:fill="FFFFFF"/>
+            <w:tcMar>
+              <w:top w:w="80" w:type="dxa"/>
+              <w:left w:w="120" w:type="dxa"/>
+              <w:bottom w:w="80" w:type="dxa"/>
+              <w:right w:w="120" w:type="dxa"/>
+            </w:tcMar>
+          </w:tcPr>
+          <w:p>
+            <w:r>
+              <w:rPr>
+                <w:sz w:val="22"/>
+                <w:szCs w:val="22"/>
+              </w:rPr>
+              <w:t>Days</w:t>
+            </w:r>
+          </w:p>
+        </w:tc>
+        <w:tc>
+          <w:tcPr>
+            <w:tcW w:w="1300" w:type="dxa"/>
+            <w:tcBorders>
+              <w:top w:val="single" w:sz="1" w:space="0" w:color="CCCCCC"/>
+              <w:left w:val="single" w:sz="1" w:space="0" w:color="CCCCCC"/>
+              <w:bottom w:val="single" w:sz="1" w:space="0" w:color="CCCCCC"/>
+              <w:right w:val="single" w:sz="1" w:space="0" w:color="CCCCCC"/>
+            </w:tcBorders>
+            <w:shd w:val="clear" w:color="auto" w:fill="FFFFFF"/>
+            <w:tcMar>
+              <w:top w:w="80" w:type="dxa"/>
+              <w:left w:w="120" w:type="dxa"/>
+              <w:bottom w:w="80" w:type="dxa"/>
+              <w:right w:w="120" w:type="dxa"/>
+            </w:tcMar>
+          </w:tcPr>
+          <w:p>
+            <w:r>
+              <w:rPr>
+                <w:sz w:val="22"/>
+                <w:szCs w:val="22"/>
+              </w:rPr>
+              <w:t>&lt; 3 days</w:t>
+            </w:r>
+          </w:p>
+        </w:tc>
+        <w:tc>
+          <w:tcPr>
+            <w:tcW w:w="1100" w:type="dxa"/>
+            <w:tcBorders>
+              <w:top w:val="single" w:sz="1" w:space="0" w:color="CCCCCC"/>
+              <w:left w:val="single" w:sz="1" w:space="0" w:color="CCCCCC"/>
+              <w:bottom w:val="single" w:sz="1" w:space="0" w:color="CCCCCC"/>
+              <w:right w:val="single" w:sz="1" w:space="0" w:color="CCCCCC"/>
+            </w:tcBorders>
+            <w:shd w:val="clear" w:color="auto" w:fill="FFFFFF"/>
+            <w:tcMar>
+              <w:top w:w="80" w:type="dxa"/>
+              <w:left w:w="120" w:type="dxa"/>
+              <w:bottom w:w="80" w:type="dxa"/>
+              <w:right w:w="120" w:type="dxa"/>
+            </w:tcMar>
+          </w:tcPr>
+          <w:p>
+            <w:commentRangeStart w:id="4"/>
+            <w:r>
+              <w:rPr>
+                <w:sz w:val="22"/>
+                <w:szCs w:val="22"/>
+              </w:rPr>
+              <w:t>3—3.8 days</w:t>
+            </w:r>
+            <w:commentRangeEnd w:id="4"/>
+            <w:r>
+              <w:rPr>
+                <w:rStyle w:val="CommentReference"/>
+                <w:sz w:val="24"/>
+                <w:szCs w:val="24"/>
+              </w:rPr>
+              <w:commentReference w:id="4"/>
+            </w:r>
+          </w:p>
+        </w:tc>
+        <w:tc>
+          <w:tcPr>
+            <w:tcW w:w="1100" w:type="dxa"/>
+            <w:tcBorders>
+              <w:top w:val="single" w:sz="1" w:space="0" w:color="CCCCCC"/>
+              <w:left w:val="single" w:sz="1" w:space="0" w:color="CCCCCC"/>
+              <w:bottom w:val="single" w:sz="1" w:space="0" w:color="CCCCCC"/>
+              <w:right w:val="single" w:sz="1" w:space="0" w:color="CCCCCC"/>
+            </w:tcBorders>
+            <w:shd w:val="clear" w:color="auto" w:fill="FFFFFF"/>
+            <w:tcMar>
+              <w:top w:w="80" w:type="dxa"/>
+              <w:left w:w="120" w:type="dxa"/>
+              <w:bottom w:w="80" w:type="dxa"/>
+              <w:right w:w="120" w:type="dxa"/>
+            </w:tcMar>
+          </w:tcPr>
+          <w:p>
+            <w:r>
+              <w:rPr>
+                <w:sz w:val="22"/>
+                <w:szCs w:val="22"/>
+              </w:rPr>
+              <w:t>&gt; 3.8 days</w:t>
+            </w:r>
+          </w:p>
+        </w:tc>
+        <w:tc>
+          <w:tcPr>
+            <w:tcW w:w="2526" w:type="dxa"/>
+            <w:tcBorders>
+              <w:top w:val="single" w:sz="1" w:space="0" w:color="CCCCCC"/>
+              <w:left w:val="single" w:sz="1" w:space="0" w:color="CCCCCC"/>
+              <w:bottom w:val="single" w:sz="1" w:space="0" w:color="CCCCCC"/>
+              <w:right w:val="single" w:sz="1" w:space="0" w:color="CCCCCC"/>
+            </w:tcBorders>
+            <w:shd w:val="clear" w:color="auto" w:fill="FFFFFF"/>
+            <w:tcMar>
+              <w:top w:w="80" w:type="dxa"/>
+              <w:left w:w="120" w:type="dxa"/>
+              <w:bottom w:w="80" w:type="dxa"/>
+              <w:right w:w="120" w:type="dxa"/>
+            </w:tcMar>
+          </w:tcPr>
+          <w:p>
+            <w:r>
+              <w:rPr>
+                <w:sz w:val="22"/>
+                <w:szCs w:val="22"/>
+              </w:rPr>
+              <w:t>T, W, V</w:t>
+            </w:r>
+          </w:p>
+        </w:tc>
+      </w:tr>
+      <w:tr>
+        <w:tc>
+          <w:tcPr>
+            <w:tcW w:w="2100" w:type="dxa"/>
+            <w:tcBorders>
+              <w:top w:val="single" w:sz="1" w:space="0" w:color="CCCCCC"/>
+              <w:left w:val="single" w:sz="1" w:space="0" w:color="CCCCCC"/>
+              <w:bottom w:val="single" w:sz="1" w:space="0" w:color="CCCCCC"/>
+              <w:right w:val="single" w:sz="1" w:space="0" w:color="CCCCCC"/>
+            </w:tcBorders>
+            <w:shd w:val="clear" w:color="auto" w:fill="EAF2F8"/>
+            <w:tcMar>
+              <w:top w:w="80" w:type="dxa"/>
+              <w:left w:w="120" w:type="dxa"/>
+              <w:bottom w:w="80" w:type="dxa"/>
+              <w:right w:w="120" w:type="dxa"/>
+            </w:tcMar>
+          </w:tcPr>
+          <w:p>
+            <w:r>
+              <w:rPr>
+                <w:sz w:val="22"/>
+                <w:szCs w:val="22"/>
+              </w:rPr>
+              <w:t>Invoice Exception Rate</w:t>
+            </w:r>
+          </w:p>
+        </w:tc>
+        <w:tc>
+          <w:tcPr>
+            <w:tcW w:w="900" w:type="dxa"/>
+            <w:tcBorders>
+              <w:top w:val="single" w:sz="1" w:space="0" w:color="CCCCCC"/>
+              <w:left w:val="single" w:sz="1" w:space="0" w:color="CCCCCC"/>
+              <w:bottom w:val="single" w:sz="1" w:space="0" w:color="CCCCCC"/>
+              <w:right w:val="single" w:sz="1" w:space="0" w:color="CCCCCC"/>
+            </w:tcBorders>
+            <w:shd w:val="clear" w:color="auto" w:fill="EAF2F8"/>
+            <w:tcMar>
+              <w:top w:w="80" w:type="dxa"/>
+              <w:left w:w="120" w:type="dxa"/>
+              <w:bottom w:w="80" w:type="dxa"/>
+              <w:right w:w="120" w:type="dxa"/>
+            </w:tcMar>
+          </w:tcPr>
+          <w:p>
+            <w:r>
+              <w:rPr>
+                <w:sz w:val="22"/>
+                <w:szCs w:val="22"/>
+              </w:rPr>
+              <w:t>%</w:t>
+            </w:r>
+          </w:p>
+        </w:tc>
+        <w:tc>
+          <w:tcPr>
+            <w:tcW w:w="1300" w:type="dxa"/>
+            <w:tcBorders>
+              <w:top w:val="single" w:sz="1" w:space="0" w:color="CCCCCC"/>
+              <w:left w:val="single" w:sz="1" w:space="0" w:color="CCCCCC"/>
+              <w:bottom w:val="single" w:sz="1" w:space="0" w:color="CCCCCC"/>
+              <w:right w:val="single" w:sz="1" w:space="0" w:color="CCCCCC"/>
+            </w:tcBorders>
+            <w:shd w:val="clear" w:color="auto" w:fill="EAF2F8"/>
+            <w:tcMar>
+              <w:top w:w="80" w:type="dxa"/>
+              <w:left w:w="120" w:type="dxa"/>
+              <w:bottom w:w="80" w:type="dxa"/>
+              <w:right w:w="120" w:type="dxa"/>
+            </w:tcMar>
+          </w:tcPr>
+          <w:p>
+            <w:r>
+              <w:rPr>
+                <w:sz w:val="22"/>
+                <w:szCs w:val="22"/>
+              </w:rPr>
+              <w:t>&lt; 2%</w:t>
+            </w:r>
+          </w:p>
+        </w:tc>
+        <w:tc>
+          <w:tcPr>
+            <w:tcW w:w="1100" w:type="dxa"/>
+            <w:tcBorders>
+              <w:top w:val="single" w:sz="1" w:space="0" w:color="CCCCCC"/>
+              <w:left w:val="single" w:sz="1" w:space="0" w:color="CCCCCC"/>
+              <w:bottom w:val="single" w:sz="1" w:space="0" w:color="CCCCCC"/>
+              <w:right w:val="single" w:sz="1" w:space="0" w:color="CCCCCC"/>
+            </w:tcBorders>
+            <w:shd w:val="clear" w:color="auto" w:fill="EAF2F8"/>
+            <w:tcMar>
+              <w:top w:w="80" w:type="dxa"/>
+              <w:left w:w="120" w:type="dxa"/>
+              <w:bottom w:w="80" w:type="dxa"/>
+              <w:right w:w="120" w:type="dxa"/>
+            </w:tcMar>
+          </w:tcPr>
+          <w:p>
+            <w:r>
+              <w:rPr>
+                <w:sz w:val="22"/>
+                <w:szCs w:val="22"/>
+              </w:rPr>
+              <w:t>2—3%</w:t>
+            </w:r>
+          </w:p>
+        </w:tc>
+        <w:tc>
+          <w:tcPr>
+            <w:tcW w:w="1100" w:type="dxa"/>
+            <w:tcBorders>
+              <w:top w:val="single" w:sz="1" w:space="0" w:color="CCCCCC"/>
+              <w:left w:val="single" w:sz="1" w:space="0" w:color="CCCCCC"/>
+              <w:bottom w:val="single" w:sz="1" w:space="0" w:color="CCCCCC"/>
+              <w:right w:val="single" w:sz="1" w:space="0" w:color="CCCCCC"/>
+            </w:tcBorders>
+            <w:shd w:val="clear" w:color="auto" w:fill="EAF2F8"/>
+            <w:tcMar>
+              <w:top w:w="80" w:type="dxa"/>
+              <w:left w:w="120" w:type="dxa"/>
+              <w:bottom w:w="80" w:type="dxa"/>
+              <w:right w:w="120" w:type="dxa"/>
+            </w:tcMar>
+          </w:tcPr>
+          <w:p>
+            <w:r>
+              <w:rPr>
+                <w:sz w:val="22"/>
+                <w:szCs w:val="22"/>
+              </w:rPr>
+              <w:t>&gt; 3%</w:t>
+            </w:r>
+          </w:p>
+        </w:tc>
+        <w:tc>
+          <w:tcPr>
+            <w:tcW w:w="2526" w:type="dxa"/>
+            <w:tcBorders>
+              <w:top w:val="single" w:sz="1" w:space="0" w:color="CCCCCC"/>
+              <w:left w:val="single" w:sz="1" w:space="0" w:color="CCCCCC"/>
+              <w:bottom w:val="single" w:sz="1" w:space="0" w:color="CCCCCC"/>
+              <w:right w:val="single" w:sz="1" w:space="0" w:color="CCCCCC"/>
+            </w:tcBorders>
+            <w:shd w:val="clear" w:color="auto" w:fill="EAF2F8"/>
+            <w:tcMar>
+              <w:top w:w="80" w:type="dxa"/>
+              <w:left w:w="120" w:type="dxa"/>
+              <w:bottom w:w="80" w:type="dxa"/>
+              <w:right w:w="120" w:type="dxa"/>
+            </w:tcMar>
+          </w:tcPr>
+          <w:p>
+            <w:r>
+              <w:rPr>
+                <w:sz w:val="22"/>
+                <w:szCs w:val="22"/>
+              </w:rPr>
+              <w:t>D, T</w:t>
+            </w:r>
+          </w:p>
+        </w:tc>
+      </w:tr>
+      <w:tr>
+        <w:tc>
+          <w:tcPr>
+            <w:tcW w:w="2100" w:type="dxa"/>
+            <w:tcBorders>
+              <w:top w:val="single" w:sz="1" w:space="0" w:color="CCCCCC"/>
+              <w:left w:val="single" w:sz="1" w:space="0" w:color="CCCCCC"/>
+              <w:bottom w:val="single" w:sz="1" w:space="0" w:color="CCCCCC"/>
+              <w:right w:val="single" w:sz="1" w:space="0" w:color="CCCCCC"/>
+            </w:tcBorders>
+            <w:shd w:val="clear" w:color="auto" w:fill="FFFFFF"/>
+            <w:tcMar>
+              <w:top w:w="80" w:type="dxa"/>
+              <w:left w:w="120" w:type="dxa"/>
+              <w:bottom w:w="80" w:type="dxa"/>
+              <w:right w:w="120" w:type="dxa"/>
+            </w:tcMar>
+          </w:tcPr>
+          <w:p>
+            <w:r>
+              <w:rPr>
+                <w:sz w:val="22"/>
+                <w:szCs w:val="22"/>
+              </w:rPr>
+              <w:t>Stuck Invoice Count</w:t>
+            </w:r>
+          </w:p>
+        </w:tc>
+        <w:tc>
+          <w:tcPr>
+            <w:tcW w:w="900" w:type="dxa"/>
+            <w:tcBorders>
+              <w:top w:val="single" w:sz="1" w:space="0" w:color="CCCCCC"/>
+              <w:left w:val="single" w:sz="1" w:space="0" w:color="CCCCCC"/>
+              <w:bottom w:val="single" w:sz="1" w:space="0" w:color="CCCCCC"/>
+              <w:right w:val="single" w:sz="1" w:space="0" w:color="CCCCCC"/>
+            </w:tcBorders>
+            <w:shd w:val="clear" w:color="auto" w:fill="FFFFFF"/>
+            <w:tcMar>
+              <w:top w:w="80" w:type="dxa"/>
+              <w:left w:w="120" w:type="dxa"/>
+              <w:bottom w:w="80" w:type="dxa"/>
+              <w:right w:w="120" w:type="dxa"/>
+            </w:tcMar>
+          </w:tcPr>
+          <w:p>
+            <w:r>
+              <w:rPr>
+                <w:sz w:val="22"/>
+                <w:szCs w:val="22"/>
+              </w:rPr>
+              <w:t>Count</w:t>
+            </w:r>
+          </w:p>
+        </w:tc>
+        <w:tc>
+          <w:tcPr>
+            <w:tcW w:w="1300" w:type="dxa"/>
+            <w:tcBorders>
+              <w:top w:val="single" w:sz="1" w:space="0" w:color="CCCCCC"/>
+              <w:left w:val="single" w:sz="1" w:space="0" w:color="CCCCCC"/>
+              <w:bottom w:val="single" w:sz="1" w:space="0" w:color="CCCCCC"/>
+              <w:right w:val="single" w:sz="1" w:space="0" w:color="CCCCCC"/>
+            </w:tcBorders>
+            <w:shd w:val="clear" w:color="auto" w:fill="FFFFFF"/>
+            <w:tcMar>
+              <w:top w:w="80" w:type="dxa"/>
+              <w:left w:w="120" w:type="dxa"/>
+              <w:bottom w:w="80" w:type="dxa"/>
+              <w:right w:w="120" w:type="dxa"/>
+            </w:tcMar>
+          </w:tcPr>
+          <w:p>
+            <w:r>
+              <w:rPr>
+                <w:sz w:val="22"/>
+                <w:szCs w:val="22"/>
+              </w:rPr>
+              <w:t>&lt; 20</w:t>
+            </w:r>
+          </w:p>
+        </w:tc>
+        <w:tc>
+          <w:tcPr>
+            <w:tcW w:w="1100" w:type="dxa"/>
+            <w:tcBorders>
+              <w:top w:val="single" w:sz="1" w:space="0" w:color="CCCCCC"/>
+              <w:left w:val="single" w:sz="1" w:space="0" w:color="CCCCCC"/>
+              <w:bottom w:val="single" w:sz="1" w:space="0" w:color="CCCCCC"/>
+              <w:right w:val="single" w:sz="1" w:space="0" w:color="CCCCCC"/>
+            </w:tcBorders>
+            <w:shd w:val="clear" w:color="auto" w:fill="FFFFFF"/>
+            <w:tcMar>
+              <w:top w:w="80" w:type="dxa"/>
+              <w:left w:w="120" w:type="dxa"/>
+              <w:bottom w:w="80" w:type="dxa"/>
+              <w:right w:w="120" w:type="dxa"/>
+            </w:tcMar>
+          </w:tcPr>
+          <w:p>
+            <w:r>
+              <w:rPr>
+                <w:sz w:val="22"/>
+                <w:szCs w:val="22"/>
+              </w:rPr>
+              <w:t>20—40</w:t>
+            </w:r>
+          </w:p>
+        </w:tc>
+        <w:tc>
+          <w:tcPr>
+            <w:tcW w:w="1100" w:type="dxa"/>
+            <w:tcBorders>
+              <w:top w:val="single" w:sz="1" w:space="0" w:color="CCCCCC"/>
+              <w:left w:val="single" w:sz="1" w:space="0" w:color="CCCCCC"/>
+              <w:bottom w:val="single" w:sz="1" w:space="0" w:color="CCCCCC"/>
+              <w:right w:val="single" w:sz="1" w:space="0" w:color="CCCCCC"/>
+            </w:tcBorders>
+            <w:shd w:val="clear" w:color="auto" w:fill="FFFFFF"/>
+            <w:tcMar>
+              <w:top w:w="80" w:type="dxa"/>
+              <w:left w:w="120" w:type="dxa"/>
+              <w:bottom w:w="80" w:type="dxa"/>
+              <w:right w:w="120" w:type="dxa"/>
+            </w:tcMar>
+          </w:tcPr>
+          <w:p>
+            <w:r>
+              <w:rPr>
+                <w:sz w:val="22"/>
+                <w:szCs w:val="22"/>
+              </w:rPr>
+              <w:t>&gt; 40</w:t>
+            </w:r>
+          </w:p>
+        </w:tc>
+        <w:tc>
+          <w:tcPr>
+            <w:tcW w:w="2526" w:type="dxa"/>
+            <w:tcBorders>
+              <w:top w:val="single" w:sz="1" w:space="0" w:color="CCCCCC"/>
+              <w:left w:val="single" w:sz="1" w:space="0" w:color="CCCCCC"/>
+              <w:bottom w:val="single" w:sz="1" w:space="0" w:color="CCCCCC"/>
+              <w:right w:val="single" w:sz="1" w:space="0" w:color="CCCCCC"/>
+            </w:tcBorders>
+            <w:shd w:val="clear" w:color="auto" w:fill="FFFFFF"/>
+            <w:tcMar>
+              <w:top w:w="80" w:type="dxa"/>
+              <w:left w:w="120" w:type="dxa"/>
+              <w:bottom w:w="80" w:type="dxa"/>
+              <w:right w:w="120" w:type="dxa"/>
+            </w:tcMar>
+          </w:tcPr>
+          <w:p>
+            <w:r>
+              <w:rPr>
+                <w:sz w:val="22"/>
+                <w:szCs w:val="22"/>
+              </w:rPr>
+              <w:t>T, W, D</w:t>
+            </w:r>
+          </w:p>
+        </w:tc>
+      </w:tr>
+      <w:tr>
+        <w:tc>
+          <w:tcPr>
+            <w:tcW w:w="2100" w:type="dxa"/>
+            <w:tcBorders>
+              <w:top w:val="single" w:sz="1" w:space="0" w:color="CCCCCC"/>
+              <w:left w:val="single" w:sz="1" w:space="0" w:color="CCCCCC"/>
+              <w:bottom w:val="single" w:sz="1" w:space="0" w:color="CCCCCC"/>
+              <w:right w:val="single" w:sz="1" w:space="0" w:color="CCCCCC"/>
+            </w:tcBorders>
+            <w:shd w:val="clear" w:color="auto" w:fill="EAF2F8"/>
+            <w:tcMar>
+              <w:top w:w="80" w:type="dxa"/>
+              <w:left w:w="120" w:type="dxa"/>
+              <w:bottom w:w="80" w:type="dxa"/>
+              <w:right w:w="120" w:type="dxa"/>
+            </w:tcMar>
+          </w:tcPr>
+          <w:p>
+            <w:r>
+              <w:rPr>
+                <w:sz w:val="22"/>
+                <w:szCs w:val="22"/>
+              </w:rPr>
+              <w:t>Dispute Resolution Rate</w:t>
+            </w:r>
+          </w:p>
+        </w:tc>
+        <w:tc>
+          <w:tcPr>
+            <w:tcW w:w="900" w:type="dxa"/>
+            <w:tcBorders>
+              <w:top w:val="single" w:sz="1" w:space="0" w:color="CCCCCC"/>
+              <w:left w:val="single" w:sz="1" w:space="0" w:color="CCCCCC"/>
+              <w:bottom w:val="single" w:sz="1" w:space="0" w:color="CCCCCC"/>
+              <w:right w:val="single" w:sz="1" w:space="0" w:color="CCCCCC"/>
+            </w:tcBorders>
+            <w:shd w:val="clear" w:color="auto" w:fill="EAF2F8"/>
+            <w:tcMar>
+              <w:top w:w="80" w:type="dxa"/>
+              <w:left w:w="120" w:type="dxa"/>
+              <w:bottom w:w="80" w:type="dxa"/>
+              <w:right w:w="120" w:type="dxa"/>
+            </w:tcMar>
+          </w:tcPr>
+          <w:p>
+            <w:r>
+              <w:rPr>
+                <w:sz w:val="22"/>
+                <w:szCs w:val="22"/>
+              </w:rPr>
+              <w:t>%</w:t>
+            </w:r>
+          </w:p>
+        </w:tc>
+        <w:tc>
+          <w:tcPr>
+            <w:tcW w:w="1300" w:type="dxa"/>
+            <w:tcBorders>
+              <w:top w:val="single" w:sz="1" w:space="0" w:color="CCCCCC"/>
+              <w:left w:val="single" w:sz="1" w:space="0" w:color="CCCCCC"/>
+              <w:bottom w:val="single" w:sz="1" w:space="0" w:color="CCCCCC"/>
+              <w:right w:val="single" w:sz="1" w:space="0" w:color="CCCCCC"/>
+            </w:tcBorders>
+            <w:shd w:val="clear" w:color="auto" w:fill="EAF2F8"/>
+            <w:tcMar>
+              <w:top w:w="80" w:type="dxa"/>
+              <w:left w:w="120" w:type="dxa"/>
+              <w:bottom w:w="80" w:type="dxa"/>
+              <w:right w:w="120" w:type="dxa"/>
+            </w:tcMar>
+          </w:tcPr>
+          <w:p>
+            <w:r>
+              <w:rPr>
+                <w:sz w:val="22"/>
+                <w:szCs w:val="22"/>
+              </w:rPr>
+              <w:t>&gt;= 90%</w:t>
+            </w:r>
+          </w:p>
+        </w:tc>
+        <w:tc>
+          <w:tcPr>
+            <w:tcW w:w="1100" w:type="dxa"/>
+            <w:tcBorders>
+              <w:top w:val="single" w:sz="1" w:space="0" w:color="CCCCCC"/>
+              <w:left w:val="single" w:sz="1" w:space="0" w:color="CCCCCC"/>
+              <w:bottom w:val="single" w:sz="1" w:space="0" w:color="CCCCCC"/>
+              <w:right w:val="single" w:sz="1" w:space="0" w:color="CCCCCC"/>
+            </w:tcBorders>
+            <w:shd w:val="clear" w:color="auto" w:fill="EAF2F8"/>
+            <w:tcMar>
+              <w:top w:w="80" w:type="dxa"/>
+              <w:left w:w="120" w:type="dxa"/>
+              <w:bottom w:w="80" w:type="dxa"/>
+              <w:right w:w="120" w:type="dxa"/>
+            </w:tcMar>
+          </w:tcPr>
+          <w:p>
+            <w:r>
+              <w:rPr>
+                <w:sz w:val="22"/>
+                <w:szCs w:val="22"/>
+              </w:rPr>
+              <w:t>85—90%</w:t>
+            </w:r>
+          </w:p>
+        </w:tc>
+        <w:tc>
+          <w:tcPr>
+            <w:tcW w:w="1100" w:type="dxa"/>
+            <w:tcBorders>
+              <w:top w:val="single" w:sz="1" w:space="0" w:color="CCCCCC"/>
+              <w:left w:val="single" w:sz="1" w:space="0" w:color="CCCCCC"/>
+              <w:bottom w:val="single" w:sz="1" w:space="0" w:color="CCCCCC"/>
+              <w:right w:val="single" w:sz="1" w:space="0" w:color="CCCCCC"/>
+            </w:tcBorders>
+            <w:shd w:val="clear" w:color="auto" w:fill="EAF2F8"/>
+            <w:tcMar>
+              <w:top w:w="80" w:type="dxa"/>
+              <w:left w:w="120" w:type="dxa"/>
+              <w:bottom w:w="80" w:type="dxa"/>
+              <w:right w:w="120" w:type="dxa"/>
+            </w:tcMar>
+          </w:tcPr>
+          <w:p>
+            <w:r>
+              <w:rPr>
+                <w:sz w:val="22"/>
+                <w:szCs w:val="22"/>
+              </w:rPr>
+              <w:t>&lt; 85%</w:t>
+            </w:r>
+          </w:p>
+        </w:tc>
+        <w:tc>
+          <w:tcPr>
+            <w:tcW w:w="2526" w:type="dxa"/>
+            <w:tcBorders>
+              <w:top w:val="single" w:sz="1" w:space="0" w:color="CCCCCC"/>
+              <w:left w:val="single" w:sz="1" w:space="0" w:color="CCCCCC"/>
+              <w:bottom w:val="single" w:sz="1" w:space="0" w:color="CCCCCC"/>
+              <w:right w:val="single" w:sz="1" w:space="0" w:color="CCCCCC"/>
+            </w:tcBorders>
+            <w:shd w:val="clear" w:color="auto" w:fill="EAF2F8"/>
+            <w:tcMar>
+              <w:top w:w="80" w:type="dxa"/>
+              <w:left w:w="120" w:type="dxa"/>
+              <w:bottom w:w="80" w:type="dxa"/>
+              <w:right w:w="120" w:type="dxa"/>
+            </w:tcMar>
+          </w:tcPr>
+          <w:p>
+            <w:r>
+              <w:rPr>
+                <w:sz w:val="22"/>
+                <w:szCs w:val="22"/>
+              </w:rPr>
+              <w:t>P, W</w:t>
+            </w:r>
+          </w:p>
+        </w:tc>
+      </w:tr>
+      <w:tr>
+        <w:tc>
+          <w:tcPr>
+            <w:tcW w:w="2100" w:type="dxa"/>
+            <w:tcBorders>
+              <w:top w:val="single" w:sz="1" w:space="0" w:color="CCCCCC"/>
+              <w:left w:val="single" w:sz="1" w:space="0" w:color="CCCCCC"/>
+              <w:bottom w:val="single" w:sz="1" w:space="0" w:color="CCCCCC"/>
+              <w:right w:val="single" w:sz="1" w:space="0" w:color="CCCCCC"/>
+            </w:tcBorders>
+            <w:shd w:val="clear" w:color="auto" w:fill="FFFFFF"/>
+            <w:tcMar>
+              <w:top w:w="80" w:type="dxa"/>
+              <w:left w:w="120" w:type="dxa"/>
+              <w:bottom w:w="80" w:type="dxa"/>
+              <w:right w:w="120" w:type="dxa"/>
+            </w:tcMar>
+          </w:tcPr>
+          <w:p>
+            <w:r>
+              <w:rPr>
+                <w:sz w:val="22"/>
+                <w:szCs w:val="22"/>
+              </w:rPr>
+              <w:t>Manual Processing Hours</w:t>
+            </w:r>
+          </w:p>
+        </w:tc>
+        <w:tc>
+          <w:tcPr>
+            <w:tcW w:w="900" w:type="dxa"/>
+            <w:tcBorders>
+              <w:top w:val="single" w:sz="1" w:space="0" w:color="CCCCCC"/>
+              <w:left w:val="single" w:sz="1" w:space="0" w:color="CCCCCC"/>
+              <w:bottom w:val="single" w:sz="1" w:space="0" w:color="CCCCCC"/>
+              <w:right w:val="single" w:sz="1" w:space="0" w:color="CCCCCC"/>
+            </w:tcBorders>
+            <w:shd w:val="clear" w:color="auto" w:fill="FFFFFF"/>
+            <w:tcMar>
+              <w:top w:w="80" w:type="dxa"/>
+              <w:left w:w="120" w:type="dxa"/>
+              <w:bottom w:w="80" w:type="dxa"/>
+              <w:right w:w="120" w:type="dxa"/>
+            </w:tcMar>
+          </w:tcPr>
+          <w:p>
+            <w:r>
+              <w:rPr>
+                <w:sz w:val="22"/>
+                <w:szCs w:val="22"/>
+              </w:rPr>
+              <w:t>Hours / week</w:t>
+            </w:r>
+          </w:p>
+        </w:tc>
+        <w:tc>
+          <w:tcPr>
+            <w:tcW w:w="1300" w:type="dxa"/>
+            <w:tcBorders>
+              <w:top w:val="single" w:sz="1" w:space="0" w:color="CCCCCC"/>
+              <w:left w:val="single" w:sz="1" w:space="0" w:color="CCCCCC"/>
+              <w:bottom w:val="single" w:sz="1" w:space="0" w:color="CCCCCC"/>
+              <w:right w:val="single" w:sz="1" w:space="0" w:color="CCCCCC"/>
+            </w:tcBorders>
+            <w:shd w:val="clear" w:color="auto" w:fill="FFFFFF"/>
+            <w:tcMar>
+              <w:top w:w="80" w:type="dxa"/>
+              <w:left w:w="120" w:type="dxa"/>
+              <w:bottom w:w="80" w:type="dxa"/>
+              <w:right w:w="120" w:type="dxa"/>
+            </w:tcMar>
+          </w:tcPr>
+          <w:p>
+            <w:r>
+              <w:rPr>
+                <w:sz w:val="22"/>
+                <w:szCs w:val="22"/>
+              </w:rPr>
+              <w:t>&lt; 200 hrs</w:t>
+            </w:r>
+          </w:p>
+        </w:tc>
+        <w:tc>
+          <w:tcPr>
+            <w:tcW w:w="1100" w:type="dxa"/>
+            <w:tcBorders>
+              <w:top w:val="single" w:sz="1" w:space="0" w:color="CCCCCC"/>
+              <w:left w:val="single" w:sz="1" w:space="0" w:color="CCCCCC"/>
+              <w:bottom w:val="single" w:sz="1" w:space="0" w:color="CCCCCC"/>
+              <w:right w:val="single" w:sz="1" w:space="0" w:color="CCCCCC"/>
+            </w:tcBorders>
+            <w:shd w:val="clear" w:color="auto" w:fill="FFFFFF"/>
+            <w:tcMar>
+              <w:top w:w="80" w:type="dxa"/>
+              <w:left w:w="120" w:type="dxa"/>
+              <w:bottom w:w="80" w:type="dxa"/>
+              <w:right w:w="120" w:type="dxa"/>
+            </w:tcMar>
+          </w:tcPr>
+          <w:p>
+            <w:r>
+              <w:rPr>
+                <w:sz w:val="22"/>
+                <w:szCs w:val="22"/>
+              </w:rPr>
+              <w:t>200—230 hrs</w:t>
+            </w:r>
+          </w:p>
+        </w:tc>
+        <w:tc>
+          <w:tcPr>
+            <w:tcW w:w="1100" w:type="dxa"/>
+            <w:tcBorders>
+              <w:top w:val="single" w:sz="1" w:space="0" w:color="CCCCCC"/>
+              <w:left w:val="single" w:sz="1" w:space="0" w:color="CCCCCC"/>
+              <w:bottom w:val="single" w:sz="1" w:space="0" w:color="CCCCCC"/>
+              <w:right w:val="single" w:sz="1" w:space="0" w:color="CCCCCC"/>
+            </w:tcBorders>
+            <w:shd w:val="clear" w:color="auto" w:fill="FFFFFF"/>
+            <w:tcMar>
+              <w:top w:w="80" w:type="dxa"/>
+              <w:left w:w="120" w:type="dxa"/>
+              <w:bottom w:w="80" w:type="dxa"/>
+              <w:right w:w="120" w:type="dxa"/>
+            </w:tcMar>
+          </w:tcPr>
+          <w:p>
+            <w:r>
+              <w:rPr>
+                <w:sz w:val="22"/>
+                <w:szCs w:val="22"/>
+              </w:rPr>
+              <w:t>&gt; 230 hrs</w:t>
+            </w:r>
+          </w:p>
+        </w:tc>
+        <w:tc>
+          <w:tcPr>
+            <w:tcW w:w="2526" w:type="dxa"/>
+            <w:tcBorders>
+              <w:top w:val="single" w:sz="1" w:space="0" w:color="CCCCCC"/>
+              <w:left w:val="single" w:sz="1" w:space="0" w:color="CCCCCC"/>
+              <w:bottom w:val="single" w:sz="1" w:space="0" w:color="CCCCCC"/>
+              <w:right w:val="single" w:sz="1" w:space="0" w:color="CCCCCC"/>
+            </w:tcBorders>
+            <w:shd w:val="clear" w:color="auto" w:fill="FFFFFF"/>
+            <w:tcMar>
+              <w:top w:w="80" w:type="dxa"/>
+              <w:left w:w="120" w:type="dxa"/>
+              <w:bottom w:w="80" w:type="dxa"/>
+              <w:right w:w="120" w:type="dxa"/>
+            </w:tcMar>
+          </w:tcPr>
+          <w:p>
+            <w:r>
+              <w:rPr>
+                <w:sz w:val="22"/>
+                <w:szCs w:val="22"/>
+              </w:rPr>
+              <w:t>P, V</w:t>
             </w:r>
           </w:p>
         </w:tc>
       </w:tr>
       <w:tr>
         <w:tblPrEx>
-          <w:tblCellMar>
-            <w:top w:w="0" w:type="dxa"/>
-            <w:bottom w:w="0" w:type="dxa"/>
-          </w:tblCellMar>
+          <w:tblCellSpacing w:w="0" w:type="dxa"/>
         </w:tblPrEx>
-        <w:tc>
-          <w:tcPr>
-            <w:tcW w:w="2100" w:type="dxa"/>
-            <w:tcBorders>
-              <w:top w:val="single" w:sz="1" w:space="0" w:color="CCCCCC"/>
-              <w:left w:val="single" w:sz="1" w:space="0" w:color="CCCCCC"/>
-              <w:bottom w:val="single" w:sz="1" w:space="0" w:color="CCCCCC"/>
-              <w:right w:val="single" w:sz="1" w:space="0" w:color="CCCCCC"/>
-            </w:tcBorders>
-            <w:shd w:val="clear" w:color="auto" w:fill="FFFFFF"/>
-            <w:tcMar>
-              <w:top w:w="80" w:type="dxa"/>
-              <w:left w:w="120" w:type="dxa"/>
-              <w:bottom w:w="80" w:type="dxa"/>
-              <w:right w:w="120" w:type="dxa"/>
-            </w:tcMar>
-          </w:tcPr>
-          <w:p>
-            <w:r>
-              <w:rPr>
-                <w:sz w:val="22"/>
-                <w:szCs w:val="22"/>
-              </w:rPr>
-              <w:t>Processing Cycle Time</w:t>
-            </w:r>
-          </w:p>
-        </w:tc>
-        <w:tc>
-          <w:tcPr>
-            <w:tcW w:w="900" w:type="dxa"/>
-            <w:tcBorders>
-              <w:top w:val="single" w:sz="1" w:space="0" w:color="CCCCCC"/>
-              <w:left w:val="single" w:sz="1" w:space="0" w:color="CCCCCC"/>
-              <w:bottom w:val="single" w:sz="1" w:space="0" w:color="CCCCCC"/>
-              <w:right w:val="single" w:sz="1" w:space="0" w:color="CCCCCC"/>
-            </w:tcBorders>
-            <w:shd w:val="clear" w:color="auto" w:fill="FFFFFF"/>
-            <w:tcMar>
-              <w:top w:w="80" w:type="dxa"/>
-              <w:left w:w="120" w:type="dxa"/>
-              <w:bottom w:w="80" w:type="dxa"/>
-              <w:right w:w="120" w:type="dxa"/>
-            </w:tcMar>
-          </w:tcPr>
-          <w:p>
-            <w:r>
-              <w:rPr>
-                <w:sz w:val="22"/>
-                <w:szCs w:val="22"/>
-              </w:rPr>
-              <w:t>Days</w:t>
-            </w:r>
-          </w:p>
-        </w:tc>
-        <w:tc>
-          <w:tcPr>
-            <w:tcW w:w="1300" w:type="dxa"/>
-            <w:tcBorders>
-              <w:top w:val="single" w:sz="1" w:space="0" w:color="CCCCCC"/>
-              <w:left w:val="single" w:sz="1" w:space="0" w:color="CCCCCC"/>
-              <w:bottom w:val="single" w:sz="1" w:space="0" w:color="CCCCCC"/>
-              <w:right w:val="single" w:sz="1" w:space="0" w:color="CCCCCC"/>
-            </w:tcBorders>
-            <w:shd w:val="clear" w:color="auto" w:fill="FFFFFF"/>
-            <w:tcMar>
-              <w:top w:w="80" w:type="dxa"/>
-              <w:left w:w="120" w:type="dxa"/>
-              <w:bottom w:w="80" w:type="dxa"/>
-              <w:right w:w="120" w:type="dxa"/>
-            </w:tcMar>
-          </w:tcPr>
-          <w:p>
-            <w:r>
-              <w:rPr>
-                <w:sz w:val="22"/>
-                <w:szCs w:val="22"/>
-              </w:rPr>
-              <w:t>&lt; 3 days</w:t>
-            </w:r>
-          </w:p>
-        </w:tc>
-        <w:tc>
-          <w:tcPr>
-            <w:tcW w:w="1100" w:type="dxa"/>
-            <w:tcBorders>
-              <w:top w:val="single" w:sz="1" w:space="0" w:color="CCCCCC"/>
-              <w:left w:val="single" w:sz="1" w:space="0" w:color="CCCCCC"/>
-              <w:bottom w:val="single" w:sz="1" w:space="0" w:color="CCCCCC"/>
-              <w:right w:val="single" w:sz="1" w:space="0" w:color="CCCCCC"/>
-            </w:tcBorders>
-            <w:shd w:val="clear" w:color="auto" w:fill="FFFFFF"/>
-            <w:tcMar>
-              <w:top w:w="80" w:type="dxa"/>
-              <w:left w:w="120" w:type="dxa"/>
-              <w:bottom w:w="80" w:type="dxa"/>
-              <w:right w:w="120" w:type="dxa"/>
-            </w:tcMar>
-          </w:tcPr>
-          <w:p>
-            <w:commentRangeStart w:id="4"/>
-            <w:r>
-              <w:rPr>
-                <w:sz w:val="22"/>
-                <w:szCs w:val="22"/>
-              </w:rPr>
-              <w:t>3—3.8 days</w:t>
-            </w:r>
-            <w:commentRangeEnd w:id="4"/>
-            <w:r>
-              <w:rPr>
-                <w:rStyle w:val="CommentReference"/>
-                <w:sz w:val="24"/>
-                <w:szCs w:val="24"/>
-              </w:rPr>
-              <w:commentReference w:id="4"/>
-            </w:r>
-          </w:p>
-        </w:tc>
-        <w:tc>
-          <w:tcPr>
-            <w:tcW w:w="1100" w:type="dxa"/>
-            <w:tcBorders>
-              <w:top w:val="single" w:sz="1" w:space="0" w:color="CCCCCC"/>
-              <w:left w:val="single" w:sz="1" w:space="0" w:color="CCCCCC"/>
-              <w:bottom w:val="single" w:sz="1" w:space="0" w:color="CCCCCC"/>
-              <w:right w:val="single" w:sz="1" w:space="0" w:color="CCCCCC"/>
-            </w:tcBorders>
-            <w:shd w:val="clear" w:color="auto" w:fill="FFFFFF"/>
-            <w:tcMar>
-              <w:top w:w="80" w:type="dxa"/>
-              <w:left w:w="120" w:type="dxa"/>
-              <w:bottom w:w="80" w:type="dxa"/>
-              <w:right w:w="120" w:type="dxa"/>
-            </w:tcMar>
-          </w:tcPr>
-          <w:p>
-            <w:r>
-              <w:rPr>
-                <w:sz w:val="22"/>
-                <w:szCs w:val="22"/>
-              </w:rPr>
-              <w:t>&gt; 3.8 days</w:t>
-            </w:r>
-          </w:p>
-        </w:tc>
-        <w:tc>
-          <w:tcPr>
-            <w:tcW w:w="2526" w:type="dxa"/>
-            <w:tcBorders>
-              <w:top w:val="single" w:sz="1" w:space="0" w:color="CCCCCC"/>
-              <w:left w:val="single" w:sz="1" w:space="0" w:color="CCCCCC"/>
-              <w:bottom w:val="single" w:sz="1" w:space="0" w:color="CCCCCC"/>
-              <w:right w:val="single" w:sz="1" w:space="0" w:color="CCCCCC"/>
-            </w:tcBorders>
-            <w:shd w:val="clear" w:color="auto" w:fill="FFFFFF"/>
-            <w:tcMar>
-              <w:top w:w="80" w:type="dxa"/>
-              <w:left w:w="120" w:type="dxa"/>
-              <w:bottom w:w="80" w:type="dxa"/>
-              <w:right w:w="120" w:type="dxa"/>
-            </w:tcMar>
-          </w:tcPr>
-          <w:p>
-            <w:r>
-              <w:rPr>
-                <w:sz w:val="22"/>
-                <w:szCs w:val="22"/>
-              </w:rPr>
-              <w:t>T, W, V</w:t>
-            </w:r>
-          </w:p>
-        </w:tc>
-      </w:tr>
-      <w:tr>
-        <w:tblPrEx>
-          <w:tblCellMar>
-            <w:top w:w="0" w:type="dxa"/>
-            <w:bottom w:w="0" w:type="dxa"/>
-          </w:tblCellMar>
-        </w:tblPrEx>
-        <w:tc>
-          <w:tcPr>
-            <w:tcW w:w="2100" w:type="dxa"/>
-            <w:tcBorders>
-              <w:top w:val="single" w:sz="1" w:space="0" w:color="CCCCCC"/>
-              <w:left w:val="single" w:sz="1" w:space="0" w:color="CCCCCC"/>
-              <w:bottom w:val="single" w:sz="1" w:space="0" w:color="CCCCCC"/>
-              <w:right w:val="single" w:sz="1" w:space="0" w:color="CCCCCC"/>
-            </w:tcBorders>
-            <w:shd w:val="clear" w:color="auto" w:fill="EAF2F8"/>
-            <w:tcMar>
-              <w:top w:w="80" w:type="dxa"/>
-              <w:left w:w="120" w:type="dxa"/>
-              <w:bottom w:w="80" w:type="dxa"/>
-              <w:right w:w="120" w:type="dxa"/>
-            </w:tcMar>
-          </w:tcPr>
-          <w:p>
-            <w:r>
-              <w:rPr>
-                <w:sz w:val="22"/>
-                <w:szCs w:val="22"/>
-              </w:rPr>
-              <w:t>Invoice Exception Rate</w:t>
-            </w:r>
-          </w:p>
-        </w:tc>
-        <w:tc>
-          <w:tcPr>
-            <w:tcW w:w="900" w:type="dxa"/>
-            <w:tcBorders>
-              <w:top w:val="single" w:sz="1" w:space="0" w:color="CCCCCC"/>
-              <w:left w:val="single" w:sz="1" w:space="0" w:color="CCCCCC"/>
-              <w:bottom w:val="single" w:sz="1" w:space="0" w:color="CCCCCC"/>
-              <w:right w:val="single" w:sz="1" w:space="0" w:color="CCCCCC"/>
-            </w:tcBorders>
-            <w:shd w:val="clear" w:color="auto" w:fill="EAF2F8"/>
-            <w:tcMar>
-              <w:top w:w="80" w:type="dxa"/>
-              <w:left w:w="120" w:type="dxa"/>
-              <w:bottom w:w="80" w:type="dxa"/>
-              <w:right w:w="120" w:type="dxa"/>
-            </w:tcMar>
-          </w:tcPr>
-          <w:p>
-            <w:r>
-              <w:rPr>
-                <w:sz w:val="22"/>
-                <w:szCs w:val="22"/>
-              </w:rPr>
-              <w:t>%</w:t>
-            </w:r>
-          </w:p>
-        </w:tc>
-        <w:tc>
-          <w:tcPr>
-            <w:tcW w:w="1300" w:type="dxa"/>
-            <w:tcBorders>
-              <w:top w:val="single" w:sz="1" w:space="0" w:color="CCCCCC"/>
-              <w:left w:val="single" w:sz="1" w:space="0" w:color="CCCCCC"/>
-              <w:bottom w:val="single" w:sz="1" w:space="0" w:color="CCCCCC"/>
-              <w:right w:val="single" w:sz="1" w:space="0" w:color="CCCCCC"/>
-            </w:tcBorders>
-            <w:shd w:val="clear" w:color="auto" w:fill="EAF2F8"/>
-            <w:tcMar>
-              <w:top w:w="80" w:type="dxa"/>
-              <w:left w:w="120" w:type="dxa"/>
-              <w:bottom w:w="80" w:type="dxa"/>
-              <w:right w:w="120" w:type="dxa"/>
-            </w:tcMar>
-          </w:tcPr>
-          <w:p>
-            <w:r>
-              <w:rPr>
-                <w:sz w:val="22"/>
-                <w:szCs w:val="22"/>
-              </w:rPr>
-              <w:t>&lt; 2%</w:t>
-            </w:r>
-          </w:p>
-        </w:tc>
-        <w:tc>
-          <w:tcPr>
-            <w:tcW w:w="1100" w:type="dxa"/>
-            <w:tcBorders>
-              <w:top w:val="single" w:sz="1" w:space="0" w:color="CCCCCC"/>
-              <w:left w:val="single" w:sz="1" w:space="0" w:color="CCCCCC"/>
-              <w:bottom w:val="single" w:sz="1" w:space="0" w:color="CCCCCC"/>
-              <w:right w:val="single" w:sz="1" w:space="0" w:color="CCCCCC"/>
-            </w:tcBorders>
-            <w:shd w:val="clear" w:color="auto" w:fill="EAF2F8"/>
-            <w:tcMar>
-              <w:top w:w="80" w:type="dxa"/>
-              <w:left w:w="120" w:type="dxa"/>
-              <w:bottom w:w="80" w:type="dxa"/>
-              <w:right w:w="120" w:type="dxa"/>
-            </w:tcMar>
-          </w:tcPr>
-          <w:p>
-            <w:r>
-              <w:rPr>
-                <w:sz w:val="22"/>
-                <w:szCs w:val="22"/>
-              </w:rPr>
-              <w:t>2—3%</w:t>
-            </w:r>
-          </w:p>
-        </w:tc>
-        <w:tc>
-          <w:tcPr>
-            <w:tcW w:w="1100" w:type="dxa"/>
-            <w:tcBorders>
-              <w:top w:val="single" w:sz="1" w:space="0" w:color="CCCCCC"/>
-              <w:left w:val="single" w:sz="1" w:space="0" w:color="CCCCCC"/>
-              <w:bottom w:val="single" w:sz="1" w:space="0" w:color="CCCCCC"/>
-              <w:right w:val="single" w:sz="1" w:space="0" w:color="CCCCCC"/>
-            </w:tcBorders>
-            <w:shd w:val="clear" w:color="auto" w:fill="EAF2F8"/>
-            <w:tcMar>
-              <w:top w:w="80" w:type="dxa"/>
-              <w:left w:w="120" w:type="dxa"/>
-              <w:bottom w:w="80" w:type="dxa"/>
-              <w:right w:w="120" w:type="dxa"/>
-            </w:tcMar>
-          </w:tcPr>
-          <w:p>
-            <w:r>
-              <w:rPr>
-                <w:sz w:val="22"/>
-                <w:szCs w:val="22"/>
-              </w:rPr>
-              <w:t>&gt; 3%</w:t>
-            </w:r>
-          </w:p>
-        </w:tc>
-        <w:tc>
-          <w:tcPr>
-            <w:tcW w:w="2526" w:type="dxa"/>
-            <w:tcBorders>
-              <w:top w:val="single" w:sz="1" w:space="0" w:color="CCCCCC"/>
-              <w:left w:val="single" w:sz="1" w:space="0" w:color="CCCCCC"/>
-              <w:bottom w:val="single" w:sz="1" w:space="0" w:color="CCCCCC"/>
-              <w:right w:val="single" w:sz="1" w:space="0" w:color="CCCCCC"/>
-            </w:tcBorders>
-            <w:shd w:val="clear" w:color="auto" w:fill="EAF2F8"/>
-            <w:tcMar>
-              <w:top w:w="80" w:type="dxa"/>
-              <w:left w:w="120" w:type="dxa"/>
-              <w:bottom w:w="80" w:type="dxa"/>
-              <w:right w:w="120" w:type="dxa"/>
-            </w:tcMar>
-          </w:tcPr>
-          <w:p>
-            <w:r>
-              <w:rPr>
-                <w:sz w:val="22"/>
-                <w:szCs w:val="22"/>
-              </w:rPr>
-              <w:t>D, T</w:t>
-            </w:r>
-          </w:p>
-        </w:tc>
-      </w:tr>
-      <w:tr>
-        <w:tblPrEx>
-          <w:tblCellMar>
-            <w:top w:w="0" w:type="dxa"/>
-            <w:bottom w:w="0" w:type="dxa"/>
-          </w:tblCellMar>
-        </w:tblPrEx>
-        <w:tc>
-          <w:tcPr>
-            <w:tcW w:w="2100" w:type="dxa"/>
-            <w:tcBorders>
-              <w:top w:val="single" w:sz="1" w:space="0" w:color="CCCCCC"/>
-              <w:left w:val="single" w:sz="1" w:space="0" w:color="CCCCCC"/>
-              <w:bottom w:val="single" w:sz="1" w:space="0" w:color="CCCCCC"/>
-              <w:right w:val="single" w:sz="1" w:space="0" w:color="CCCCCC"/>
-            </w:tcBorders>
-            <w:shd w:val="clear" w:color="auto" w:fill="FFFFFF"/>
-            <w:tcMar>
-              <w:top w:w="80" w:type="dxa"/>
-              <w:left w:w="120" w:type="dxa"/>
-              <w:bottom w:w="80" w:type="dxa"/>
-              <w:right w:w="120" w:type="dxa"/>
-            </w:tcMar>
-          </w:tcPr>
-          <w:p>
-            <w:r>
-              <w:rPr>
-                <w:sz w:val="22"/>
-                <w:szCs w:val="22"/>
-              </w:rPr>
-              <w:t>Stuck Invoice Count</w:t>
-            </w:r>
-          </w:p>
-        </w:tc>
-        <w:tc>
-          <w:tcPr>
-            <w:tcW w:w="900" w:type="dxa"/>
-            <w:tcBorders>
-              <w:top w:val="single" w:sz="1" w:space="0" w:color="CCCCCC"/>
-              <w:left w:val="single" w:sz="1" w:space="0" w:color="CCCCCC"/>
-              <w:bottom w:val="single" w:sz="1" w:space="0" w:color="CCCCCC"/>
-              <w:right w:val="single" w:sz="1" w:space="0" w:color="CCCCCC"/>
-            </w:tcBorders>
-            <w:shd w:val="clear" w:color="auto" w:fill="FFFFFF"/>
-            <w:tcMar>
-              <w:top w:w="80" w:type="dxa"/>
-              <w:left w:w="120" w:type="dxa"/>
-              <w:bottom w:w="80" w:type="dxa"/>
-              <w:right w:w="120" w:type="dxa"/>
-            </w:tcMar>
-          </w:tcPr>
-          <w:p>
-            <w:r>
-              <w:rPr>
-                <w:sz w:val="22"/>
-                <w:szCs w:val="22"/>
-              </w:rPr>
-              <w:t>Count</w:t>
-            </w:r>
-          </w:p>
-        </w:tc>
-        <w:tc>
-          <w:tcPr>
-            <w:tcW w:w="1300" w:type="dxa"/>
-            <w:tcBorders>
-              <w:top w:val="single" w:sz="1" w:space="0" w:color="CCCCCC"/>
-              <w:left w:val="single" w:sz="1" w:space="0" w:color="CCCCCC"/>
-              <w:bottom w:val="single" w:sz="1" w:space="0" w:color="CCCCCC"/>
-              <w:right w:val="single" w:sz="1" w:space="0" w:color="CCCCCC"/>
-            </w:tcBorders>
-            <w:shd w:val="clear" w:color="auto" w:fill="FFFFFF"/>
-            <w:tcMar>
-              <w:top w:w="80" w:type="dxa"/>
-              <w:left w:w="120" w:type="dxa"/>
-              <w:bottom w:w="80" w:type="dxa"/>
-              <w:right w:w="120" w:type="dxa"/>
-            </w:tcMar>
-          </w:tcPr>
-          <w:p>
-            <w:r>
-              <w:rPr>
-                <w:sz w:val="22"/>
-                <w:szCs w:val="22"/>
-              </w:rPr>
-              <w:t>&lt; 20</w:t>
-            </w:r>
-          </w:p>
-        </w:tc>
-        <w:tc>
-          <w:tcPr>
-            <w:tcW w:w="1100" w:type="dxa"/>
-            <w:tcBorders>
-              <w:top w:val="single" w:sz="1" w:space="0" w:color="CCCCCC"/>
-              <w:left w:val="single" w:sz="1" w:space="0" w:color="CCCCCC"/>
-              <w:bottom w:val="single" w:sz="1" w:space="0" w:color="CCCCCC"/>
-              <w:right w:val="single" w:sz="1" w:space="0" w:color="CCCCCC"/>
-            </w:tcBorders>
-            <w:shd w:val="clear" w:color="auto" w:fill="FFFFFF"/>
-            <w:tcMar>
-              <w:top w:w="80" w:type="dxa"/>
-              <w:left w:w="120" w:type="dxa"/>
-              <w:bottom w:w="80" w:type="dxa"/>
-              <w:right w:w="120" w:type="dxa"/>
-            </w:tcMar>
-          </w:tcPr>
-          <w:p>
-            <w:r>
-              <w:rPr>
-                <w:sz w:val="22"/>
-                <w:szCs w:val="22"/>
-              </w:rPr>
-              <w:t>20—40</w:t>
-            </w:r>
-          </w:p>
-        </w:tc>
-        <w:tc>
-          <w:tcPr>
-            <w:tcW w:w="1100" w:type="dxa"/>
-            <w:tcBorders>
-              <w:top w:val="single" w:sz="1" w:space="0" w:color="CCCCCC"/>
-              <w:left w:val="single" w:sz="1" w:space="0" w:color="CCCCCC"/>
-              <w:bottom w:val="single" w:sz="1" w:space="0" w:color="CCCCCC"/>
-              <w:right w:val="single" w:sz="1" w:space="0" w:color="CCCCCC"/>
-            </w:tcBorders>
-            <w:shd w:val="clear" w:color="auto" w:fill="FFFFFF"/>
-            <w:tcMar>
-              <w:top w:w="80" w:type="dxa"/>
-              <w:left w:w="120" w:type="dxa"/>
-              <w:bottom w:w="80" w:type="dxa"/>
-              <w:right w:w="120" w:type="dxa"/>
-            </w:tcMar>
-          </w:tcPr>
-          <w:p>
-            <w:r>
-              <w:rPr>
-                <w:sz w:val="22"/>
-                <w:szCs w:val="22"/>
-              </w:rPr>
-              <w:t>&gt; 40</w:t>
-            </w:r>
-          </w:p>
-        </w:tc>
-        <w:tc>
-          <w:tcPr>
-            <w:tcW w:w="2526" w:type="dxa"/>
-            <w:tcBorders>
-              <w:top w:val="single" w:sz="1" w:space="0" w:color="CCCCCC"/>
-              <w:left w:val="single" w:sz="1" w:space="0" w:color="CCCCCC"/>
-              <w:bottom w:val="single" w:sz="1" w:space="0" w:color="CCCCCC"/>
-              <w:right w:val="single" w:sz="1" w:space="0" w:color="CCCCCC"/>
-            </w:tcBorders>
-            <w:shd w:val="clear" w:color="auto" w:fill="FFFFFF"/>
-            <w:tcMar>
-              <w:top w:w="80" w:type="dxa"/>
-              <w:left w:w="120" w:type="dxa"/>
-              <w:bottom w:w="80" w:type="dxa"/>
-              <w:right w:w="120" w:type="dxa"/>
-            </w:tcMar>
-          </w:tcPr>
-          <w:p>
-            <w:r>
-              <w:rPr>
-                <w:sz w:val="22"/>
-                <w:szCs w:val="22"/>
-              </w:rPr>
-              <w:t>T, W, D</w:t>
-            </w:r>
-          </w:p>
-        </w:tc>
-      </w:tr>
-      <w:tr>
-        <w:tblPrEx>
-          <w:tblCellMar>
-            <w:top w:w="0" w:type="dxa"/>
-            <w:bottom w:w="0" w:type="dxa"/>
-          </w:tblCellMar>
-        </w:tblPrEx>
-        <w:tc>
-          <w:tcPr>
-            <w:tcW w:w="2100" w:type="dxa"/>
-            <w:tcBorders>
-              <w:top w:val="single" w:sz="1" w:space="0" w:color="CCCCCC"/>
-              <w:left w:val="single" w:sz="1" w:space="0" w:color="CCCCCC"/>
-              <w:bottom w:val="single" w:sz="1" w:space="0" w:color="CCCCCC"/>
-              <w:right w:val="single" w:sz="1" w:space="0" w:color="CCCCCC"/>
-            </w:tcBorders>
-            <w:shd w:val="clear" w:color="auto" w:fill="EAF2F8"/>
-            <w:tcMar>
-              <w:top w:w="80" w:type="dxa"/>
-              <w:left w:w="120" w:type="dxa"/>
-              <w:bottom w:w="80" w:type="dxa"/>
-              <w:right w:w="120" w:type="dxa"/>
-            </w:tcMar>
-          </w:tcPr>
-          <w:p>
-            <w:r>
-              <w:rPr>
-                <w:sz w:val="22"/>
-                <w:szCs w:val="22"/>
-              </w:rPr>
-              <w:t>Dispute Resolution Rate</w:t>
-            </w:r>
-          </w:p>
-        </w:tc>
-        <w:tc>
-          <w:tcPr>
-            <w:tcW w:w="900" w:type="dxa"/>
-            <w:tcBorders>
-              <w:top w:val="single" w:sz="1" w:space="0" w:color="CCCCCC"/>
-              <w:left w:val="single" w:sz="1" w:space="0" w:color="CCCCCC"/>
-              <w:bottom w:val="single" w:sz="1" w:space="0" w:color="CCCCCC"/>
-              <w:right w:val="single" w:sz="1" w:space="0" w:color="CCCCCC"/>
-            </w:tcBorders>
-            <w:shd w:val="clear" w:color="auto" w:fill="EAF2F8"/>
-            <w:tcMar>
-              <w:top w:w="80" w:type="dxa"/>
-              <w:left w:w="120" w:type="dxa"/>
-              <w:bottom w:w="80" w:type="dxa"/>
-              <w:right w:w="120" w:type="dxa"/>
-            </w:tcMar>
-          </w:tcPr>
-          <w:p>
-            <w:r>
-              <w:rPr>
-                <w:sz w:val="22"/>
-                <w:szCs w:val="22"/>
-              </w:rPr>
-              <w:t>%</w:t>
-            </w:r>
-          </w:p>
-        </w:tc>
-        <w:tc>
-          <w:tcPr>
-            <w:tcW w:w="1300" w:type="dxa"/>
-            <w:tcBorders>
-              <w:top w:val="single" w:sz="1" w:space="0" w:color="CCCCCC"/>
-              <w:left w:val="single" w:sz="1" w:space="0" w:color="CCCCCC"/>
-              <w:bottom w:val="single" w:sz="1" w:space="0" w:color="CCCCCC"/>
-              <w:right w:val="single" w:sz="1" w:space="0" w:color="CCCCCC"/>
-            </w:tcBorders>
-            <w:shd w:val="clear" w:color="auto" w:fill="EAF2F8"/>
-            <w:tcMar>
-              <w:top w:w="80" w:type="dxa"/>
-              <w:left w:w="120" w:type="dxa"/>
-              <w:bottom w:w="80" w:type="dxa"/>
-              <w:right w:w="120" w:type="dxa"/>
-            </w:tcMar>
-          </w:tcPr>
-          <w:p>
-            <w:r>
-              <w:rPr>
-                <w:sz w:val="22"/>
-                <w:szCs w:val="22"/>
-              </w:rPr>
-              <w:t>&gt;= 90%</w:t>
-            </w:r>
-          </w:p>
-        </w:tc>
-        <w:tc>
-          <w:tcPr>
-            <w:tcW w:w="1100" w:type="dxa"/>
-            <w:tcBorders>
-              <w:top w:val="single" w:sz="1" w:space="0" w:color="CCCCCC"/>
-              <w:left w:val="single" w:sz="1" w:space="0" w:color="CCCCCC"/>
-              <w:bottom w:val="single" w:sz="1" w:space="0" w:color="CCCCCC"/>
-              <w:right w:val="single" w:sz="1" w:space="0" w:color="CCCCCC"/>
-            </w:tcBorders>
-            <w:shd w:val="clear" w:color="auto" w:fill="EAF2F8"/>
-            <w:tcMar>
-              <w:top w:w="80" w:type="dxa"/>
-              <w:left w:w="120" w:type="dxa"/>
-              <w:bottom w:w="80" w:type="dxa"/>
-              <w:right w:w="120" w:type="dxa"/>
-            </w:tcMar>
-          </w:tcPr>
-          <w:p>
-            <w:r>
-              <w:rPr>
-                <w:sz w:val="22"/>
-                <w:szCs w:val="22"/>
-              </w:rPr>
-              <w:t>85—90%</w:t>
-            </w:r>
-          </w:p>
-        </w:tc>
-        <w:tc>
-          <w:tcPr>
-            <w:tcW w:w="1100" w:type="dxa"/>
-            <w:tcBorders>
-              <w:top w:val="single" w:sz="1" w:space="0" w:color="CCCCCC"/>
-              <w:left w:val="single" w:sz="1" w:space="0" w:color="CCCCCC"/>
-              <w:bottom w:val="single" w:sz="1" w:space="0" w:color="CCCCCC"/>
-              <w:right w:val="single" w:sz="1" w:space="0" w:color="CCCCCC"/>
-            </w:tcBorders>
-            <w:shd w:val="clear" w:color="auto" w:fill="EAF2F8"/>
-            <w:tcMar>
-              <w:top w:w="80" w:type="dxa"/>
-              <w:left w:w="120" w:type="dxa"/>
-              <w:bottom w:w="80" w:type="dxa"/>
-              <w:right w:w="120" w:type="dxa"/>
-            </w:tcMar>
-          </w:tcPr>
-          <w:p>
-            <w:r>
-              <w:rPr>
-                <w:sz w:val="22"/>
-                <w:szCs w:val="22"/>
-              </w:rPr>
-              <w:t>&lt; 85%</w:t>
-            </w:r>
-          </w:p>
-        </w:tc>
-        <w:tc>
-          <w:tcPr>
-            <w:tcW w:w="2526" w:type="dxa"/>
-            <w:tcBorders>
-              <w:top w:val="single" w:sz="1" w:space="0" w:color="CCCCCC"/>
-              <w:left w:val="single" w:sz="1" w:space="0" w:color="CCCCCC"/>
-              <w:bottom w:val="single" w:sz="1" w:space="0" w:color="CCCCCC"/>
-              <w:right w:val="single" w:sz="1" w:space="0" w:color="CCCCCC"/>
-            </w:tcBorders>
-            <w:shd w:val="clear" w:color="auto" w:fill="EAF2F8"/>
-            <w:tcMar>
-              <w:top w:w="80" w:type="dxa"/>
-              <w:left w:w="120" w:type="dxa"/>
-              <w:bottom w:w="80" w:type="dxa"/>
-              <w:right w:w="120" w:type="dxa"/>
-            </w:tcMar>
-          </w:tcPr>
-          <w:p>
-            <w:r>
-              <w:rPr>
-                <w:sz w:val="22"/>
-                <w:szCs w:val="22"/>
-              </w:rPr>
-              <w:t>P, W</w:t>
-            </w:r>
-          </w:p>
-        </w:tc>
-      </w:tr>
-      <w:tr>
-        <w:tblPrEx>
-          <w:tblCellMar>
-            <w:top w:w="0" w:type="dxa"/>
-            <w:bottom w:w="0" w:type="dxa"/>
-          </w:tblCellMar>
-        </w:tblPrEx>
-        <w:tc>
-          <w:tcPr>
-            <w:tcW w:w="2100" w:type="dxa"/>
-            <w:tcBorders>
-              <w:top w:val="single" w:sz="1" w:space="0" w:color="CCCCCC"/>
-              <w:left w:val="single" w:sz="1" w:space="0" w:color="CCCCCC"/>
-              <w:bottom w:val="single" w:sz="1" w:space="0" w:color="CCCCCC"/>
-              <w:right w:val="single" w:sz="1" w:space="0" w:color="CCCCCC"/>
-            </w:tcBorders>
-            <w:shd w:val="clear" w:color="auto" w:fill="FFFFFF"/>
-            <w:tcMar>
-              <w:top w:w="80" w:type="dxa"/>
-              <w:left w:w="120" w:type="dxa"/>
-              <w:bottom w:w="80" w:type="dxa"/>
-              <w:right w:w="120" w:type="dxa"/>
-            </w:tcMar>
-          </w:tcPr>
-          <w:p>
-            <w:r>
-              <w:rPr>
-                <w:sz w:val="22"/>
-                <w:szCs w:val="22"/>
-              </w:rPr>
-              <w:t>Manual Processing Hours</w:t>
-            </w:r>
-          </w:p>
-        </w:tc>
-        <w:tc>
-          <w:tcPr>
-            <w:tcW w:w="900" w:type="dxa"/>
-            <w:tcBorders>
-              <w:top w:val="single" w:sz="1" w:space="0" w:color="CCCCCC"/>
-              <w:left w:val="single" w:sz="1" w:space="0" w:color="CCCCCC"/>
-              <w:bottom w:val="single" w:sz="1" w:space="0" w:color="CCCCCC"/>
-              <w:right w:val="single" w:sz="1" w:space="0" w:color="CCCCCC"/>
-            </w:tcBorders>
-            <w:shd w:val="clear" w:color="auto" w:fill="FFFFFF"/>
-            <w:tcMar>
-              <w:top w:w="80" w:type="dxa"/>
-              <w:left w:w="120" w:type="dxa"/>
-              <w:bottom w:w="80" w:type="dxa"/>
-              <w:right w:w="120" w:type="dxa"/>
-            </w:tcMar>
-          </w:tcPr>
-          <w:p>
-            <w:r>
-              <w:rPr>
-                <w:sz w:val="22"/>
-                <w:szCs w:val="22"/>
-              </w:rPr>
-              <w:t>Hours / week</w:t>
-            </w:r>
-          </w:p>
-        </w:tc>
-        <w:tc>
-          <w:tcPr>
-            <w:tcW w:w="1300" w:type="dxa"/>
-            <w:tcBorders>
-              <w:top w:val="single" w:sz="1" w:space="0" w:color="CCCCCC"/>
-              <w:left w:val="single" w:sz="1" w:space="0" w:color="CCCCCC"/>
-              <w:bottom w:val="single" w:sz="1" w:space="0" w:color="CCCCCC"/>
-              <w:right w:val="single" w:sz="1" w:space="0" w:color="CCCCCC"/>
-            </w:tcBorders>
-            <w:shd w:val="clear" w:color="auto" w:fill="FFFFFF"/>
-            <w:tcMar>
-              <w:top w:w="80" w:type="dxa"/>
-              <w:left w:w="120" w:type="dxa"/>
-              <w:bottom w:w="80" w:type="dxa"/>
-              <w:right w:w="120" w:type="dxa"/>
-            </w:tcMar>
-          </w:tcPr>
-          <w:p>
-            <w:r>
-              <w:rPr>
-                <w:sz w:val="22"/>
-                <w:szCs w:val="22"/>
-              </w:rPr>
-              <w:t>&lt; 200 hrs</w:t>
-            </w:r>
-          </w:p>
-        </w:tc>
-        <w:tc>
-          <w:tcPr>
-            <w:tcW w:w="1100" w:type="dxa"/>
-            <w:tcBorders>
-              <w:top w:val="single" w:sz="1" w:space="0" w:color="CCCCCC"/>
-              <w:left w:val="single" w:sz="1" w:space="0" w:color="CCCCCC"/>
-              <w:bottom w:val="single" w:sz="1" w:space="0" w:color="CCCCCC"/>
-              <w:right w:val="single" w:sz="1" w:space="0" w:color="CCCCCC"/>
-            </w:tcBorders>
-            <w:shd w:val="clear" w:color="auto" w:fill="FFFFFF"/>
-            <w:tcMar>
-              <w:top w:w="80" w:type="dxa"/>
-              <w:left w:w="120" w:type="dxa"/>
-              <w:bottom w:w="80" w:type="dxa"/>
-              <w:right w:w="120" w:type="dxa"/>
-            </w:tcMar>
-          </w:tcPr>
-          <w:p>
-            <w:r>
-              <w:rPr>
-                <w:sz w:val="22"/>
-                <w:szCs w:val="22"/>
-              </w:rPr>
-              <w:t>200—230 hrs</w:t>
-            </w:r>
-          </w:p>
-        </w:tc>
-        <w:tc>
-          <w:tcPr>
-            <w:tcW w:w="1100" w:type="dxa"/>
-            <w:tcBorders>
-              <w:top w:val="single" w:sz="1" w:space="0" w:color="CCCCCC"/>
-              <w:left w:val="single" w:sz="1" w:space="0" w:color="CCCCCC"/>
-              <w:bottom w:val="single" w:sz="1" w:space="0" w:color="CCCCCC"/>
-              <w:right w:val="single" w:sz="1" w:space="0" w:color="CCCCCC"/>
-            </w:tcBorders>
-            <w:shd w:val="clear" w:color="auto" w:fill="FFFFFF"/>
-            <w:tcMar>
-              <w:top w:w="80" w:type="dxa"/>
-              <w:left w:w="120" w:type="dxa"/>
-              <w:bottom w:w="80" w:type="dxa"/>
-              <w:right w:w="120" w:type="dxa"/>
-            </w:tcMar>
-          </w:tcPr>
-          <w:p>
-            <w:r>
-              <w:rPr>
-                <w:sz w:val="22"/>
-                <w:szCs w:val="22"/>
-              </w:rPr>
-              <w:t>&gt; 230 hrs</w:t>
-            </w:r>
-          </w:p>
-        </w:tc>
-        <w:tc>
-          <w:tcPr>
-            <w:tcW w:w="2526" w:type="dxa"/>
-            <w:tcBorders>
-              <w:top w:val="single" w:sz="1" w:space="0" w:color="CCCCCC"/>
-              <w:left w:val="single" w:sz="1" w:space="0" w:color="CCCCCC"/>
-              <w:bottom w:val="single" w:sz="1" w:space="0" w:color="CCCCCC"/>
-              <w:right w:val="single" w:sz="1" w:space="0" w:color="CCCCCC"/>
-            </w:tcBorders>
-            <w:shd w:val="clear" w:color="auto" w:fill="FFFFFF"/>
-            <w:tcMar>
-              <w:top w:w="80" w:type="dxa"/>
-              <w:left w:w="120" w:type="dxa"/>
-              <w:bottom w:w="80" w:type="dxa"/>
-              <w:right w:w="120" w:type="dxa"/>
-            </w:tcMar>
-          </w:tcPr>
-          <w:p>
-            <w:r>
-              <w:rPr>
-                <w:sz w:val="22"/>
-                <w:szCs w:val="22"/>
-              </w:rPr>
-              <w:t>P, V</w:t>
-            </w:r>
-          </w:p>
-        </w:tc>
-      </w:tr>
-      <w:tr>
         <w:trPr>
           <w:tblCellSpacing w:w="0" w:type="dxa"/>
         </w:trPr>
@@ -7483,9 +7190,8 @@
           <w:sz w:val="22"/>
           <w:szCs w:val="22"/>
         </w:rPr>
-        <w:t xml:space="preserve">v2.0 Planned Enhancement — % of Disputes by Category (Pareto Value): Internal composition breakdown partitioning active disputes by distinct root cause categories (e.g., </w:t>
         <w:lastRenderedPageBreak/>
-        <w:t>Tax Code Mismatch vs. Unit Price Discrepancy). Deferred to v2.0 due to schema complexity. See Section 9 and Section 11.</w:t>
+        <w:t>v2.0 Planned Enhancement — % of Disputes by Category (Pareto Value): Internal composition breakdown partitioning active disputes by distinct root cause categories (e.g., Tax Code Mismatch vs. Unit Price Discrepancy). Deferred to v2.0 due to schema complexity. See Section 9 and Section 11.</w:t>
       </w:r>
     </w:p>
     <w:p>
@@ -7572,12 +7278,6 @@
         <w:gridCol w:w="2526"/>
       </w:tblGrid>
       <w:tr>
-        <w:tblPrEx>
-          <w:tblCellMar>
-            <w:top w:w="0" w:type="dxa"/>
-            <w:bottom w:w="0" w:type="dxa"/>
-          </w:tblCellMar>
-        </w:tblPrEx>
         <w:trPr>
           <w:tblHeader/>
         </w:trPr>
@@ -7703,12 +7403,6 @@
         </w:tc>
       </w:tr>
       <w:tr>
-        <w:tblPrEx>
-          <w:tblCellMar>
-            <w:top w:w="0" w:type="dxa"/>
-            <w:bottom w:w="0" w:type="dxa"/>
-          </w:tblCellMar>
-        </w:tblPrEx>
         <w:tc>
           <w:tcPr>
             <w:tcW w:w="1400" w:type="dxa"/>
@@ -7819,12 +7513,6 @@
         </w:tc>
       </w:tr>
       <w:tr>
-        <w:tblPrEx>
-          <w:tblCellMar>
-            <w:top w:w="0" w:type="dxa"/>
-            <w:bottom w:w="0" w:type="dxa"/>
-          </w:tblCellMar>
-        </w:tblPrEx>
         <w:tc>
           <w:tcPr>
             <w:tcW w:w="1400" w:type="dxa"/>
@@ -7935,12 +7623,6 @@
         </w:tc>
       </w:tr>
       <w:tr>
-        <w:tblPrEx>
-          <w:tblCellMar>
-            <w:top w:w="0" w:type="dxa"/>
-            <w:bottom w:w="0" w:type="dxa"/>
-          </w:tblCellMar>
-        </w:tblPrEx>
         <w:tc>
           <w:tcPr>
             <w:tcW w:w="1400" w:type="dxa"/>
@@ -8051,12 +7733,6 @@
         </w:tc>
       </w:tr>
       <w:tr>
-        <w:tblPrEx>
-          <w:tblCellMar>
-            <w:top w:w="0" w:type="dxa"/>
-            <w:bottom w:w="0" w:type="dxa"/>
-          </w:tblCellMar>
-        </w:tblPrEx>
         <w:tc>
           <w:tcPr>
             <w:tcW w:w="1400" w:type="dxa"/>
@@ -8228,12 +7904,6 @@
         <w:gridCol w:w="1626"/>
       </w:tblGrid>
       <w:tr>
-        <w:tblPrEx>
-          <w:tblCellMar>
-            <w:top w:w="0" w:type="dxa"/>
-            <w:bottom w:w="0" w:type="dxa"/>
-          </w:tblCellMar>
-        </w:tblPrEx>
         <w:trPr>
           <w:tblHeader/>
         </w:trPr>
@@ -8389,12 +8059,6 @@
         </w:tc>
       </w:tr>
       <w:tr>
-        <w:tblPrEx>
-          <w:tblCellMar>
-            <w:top w:w="0" w:type="dxa"/>
-            <w:bottom w:w="0" w:type="dxa"/>
-          </w:tblCellMar>
-        </w:tblPrEx>
         <w:tc>
           <w:tcPr>
             <w:tcW w:w="2200" w:type="dxa"/>
@@ -8532,12 +8196,6 @@
         </w:tc>
       </w:tr>
       <w:tr>
-        <w:tblPrEx>
-          <w:tblCellMar>
-            <w:top w:w="0" w:type="dxa"/>
-            <w:bottom w:w="0" w:type="dxa"/>
-          </w:tblCellMar>
-        </w:tblPrEx>
         <w:tc>
           <w:tcPr>
             <w:tcW w:w="2200" w:type="dxa"/>
@@ -8561,6 +8219,7 @@
                 <w:sz w:val="22"/>
                 <w:szCs w:val="22"/>
               </w:rPr>
+              <w:lastRenderedPageBreak/>
               <w:t>μ₁ × X₁</w:t>
             </w:r>
           </w:p>
@@ -8675,12 +8334,6 @@
         </w:tc>
       </w:tr>
       <w:tr>
-        <w:tblPrEx>
-          <w:tblCellMar>
-            <w:top w:w="0" w:type="dxa"/>
-            <w:bottom w:w="0" w:type="dxa"/>
-          </w:tblCellMar>
-        </w:tblPrEx>
         <w:tc>
           <w:tcPr>
             <w:tcW w:w="2200" w:type="dxa"/>
@@ -8704,7 +8357,6 @@
                 <w:sz w:val="22"/>
                 <w:szCs w:val="22"/>
               </w:rPr>
-              <w:lastRenderedPageBreak/>
               <w:t>μ₂ × X₂</w:t>
             </w:r>
           </w:p>
@@ -8819,12 +8471,6 @@
         </w:tc>
       </w:tr>
       <w:tr>
-        <w:tblPrEx>
-          <w:tblCellMar>
-            <w:top w:w="0" w:type="dxa"/>
-            <w:bottom w:w="0" w:type="dxa"/>
-          </w:tblCellMar>
-        </w:tblPrEx>
         <w:tc>
           <w:tcPr>
             <w:tcW w:w="2200" w:type="dxa"/>
@@ -8962,12 +8608,6 @@
         </w:tc>
       </w:tr>
       <w:tr>
-        <w:tblPrEx>
-          <w:tblCellMar>
-            <w:top w:w="0" w:type="dxa"/>
-            <w:bottom w:w="0" w:type="dxa"/>
-          </w:tblCellMar>
-        </w:tblPrEx>
         <w:tc>
           <w:tcPr>
             <w:tcW w:w="2200" w:type="dxa"/>
@@ -9158,12 +8798,6 @@
         <w:gridCol w:w="3526"/>
       </w:tblGrid>
       <w:tr>
-        <w:tblPrEx>
-          <w:tblCellMar>
-            <w:top w:w="0" w:type="dxa"/>
-            <w:bottom w:w="0" w:type="dxa"/>
-          </w:tblCellMar>
-        </w:tblPrEx>
         <w:trPr>
           <w:tblHeader/>
         </w:trPr>
@@ -9259,12 +8893,6 @@
         </w:tc>
       </w:tr>
       <w:tr>
-        <w:tblPrEx>
-          <w:tblCellMar>
-            <w:top w:w="0" w:type="dxa"/>
-            <w:bottom w:w="0" w:type="dxa"/>
-          </w:tblCellMar>
-        </w:tblPrEx>
         <w:tc>
           <w:tcPr>
             <w:tcW w:w="2500" w:type="dxa"/>
@@ -9348,12 +8976,6 @@
         </w:tc>
       </w:tr>
       <w:tr>
-        <w:tblPrEx>
-          <w:tblCellMar>
-            <w:top w:w="0" w:type="dxa"/>
-            <w:bottom w:w="0" w:type="dxa"/>
-          </w:tblCellMar>
-        </w:tblPrEx>
         <w:tc>
           <w:tcPr>
             <w:tcW w:w="2500" w:type="dxa"/>
@@ -9437,12 +9059,6 @@
         </w:tc>
       </w:tr>
       <w:tr>
-        <w:tblPrEx>
-          <w:tblCellMar>
-            <w:top w:w="0" w:type="dxa"/>
-            <w:bottom w:w="0" w:type="dxa"/>
-          </w:tblCellMar>
-        </w:tblPrEx>
         <w:tc>
           <w:tcPr>
             <w:tcW w:w="2500" w:type="dxa"/>
@@ -9526,12 +9142,6 @@
         </w:tc>
       </w:tr>
       <w:tr>
-        <w:tblPrEx>
-          <w:tblCellMar>
-            <w:top w:w="0" w:type="dxa"/>
-            <w:bottom w:w="0" w:type="dxa"/>
-          </w:tblCellMar>
-        </w:tblPrEx>
         <w:tc>
           <w:tcPr>
             <w:tcW w:w="2500" w:type="dxa"/>
@@ -9615,12 +9225,6 @@
         </w:tc>
       </w:tr>
       <w:tr>
-        <w:tblPrEx>
-          <w:tblCellMar>
-            <w:top w:w="0" w:type="dxa"/>
-            <w:bottom w:w="0" w:type="dxa"/>
-          </w:tblCellMar>
-        </w:tblPrEx>
         <w:tc>
           <w:tcPr>
             <w:tcW w:w="2500" w:type="dxa"/>
@@ -9704,12 +9308,6 @@
         </w:tc>
       </w:tr>
       <w:tr>
-        <w:tblPrEx>
-          <w:tblCellMar>
-            <w:top w:w="0" w:type="dxa"/>
-            <w:bottom w:w="0" w:type="dxa"/>
-          </w:tblCellMar>
-        </w:tblPrEx>
         <w:tc>
           <w:tcPr>
             <w:tcW w:w="2500" w:type="dxa"/>
@@ -9821,7 +9419,6 @@
     </w:p>
     <w:p>
       <w:r>
-        <w:lastRenderedPageBreak/>
         <w:br w:type="page"/>
       </w:r>
     </w:p>
@@ -10092,12 +9689,6 @@
         <w:gridCol w:w="5526"/>
       </w:tblGrid>
       <w:tr>
-        <w:tblPrEx>
-          <w:tblCellMar>
-            <w:top w:w="0" w:type="dxa"/>
-            <w:bottom w:w="0" w:type="dxa"/>
-          </w:tblCellMar>
-        </w:tblPrEx>
         <w:trPr>
           <w:tblHeader/>
         </w:trPr>
@@ -10193,12 +9784,6 @@
         </w:tc>
       </w:tr>
       <w:tr>
-        <w:tblPrEx>
-          <w:tblCellMar>
-            <w:top w:w="0" w:type="dxa"/>
-            <w:bottom w:w="0" w:type="dxa"/>
-          </w:tblCellMar>
-        </w:tblPrEx>
         <w:tc>
           <w:tcPr>
             <w:tcW w:w="2000" w:type="dxa"/>
@@ -10282,12 +9867,6 @@
         </w:tc>
       </w:tr>
       <w:tr>
-        <w:tblPrEx>
-          <w:tblCellMar>
-            <w:top w:w="0" w:type="dxa"/>
-            <w:bottom w:w="0" w:type="dxa"/>
-          </w:tblCellMar>
-        </w:tblPrEx>
         <w:tc>
           <w:tcPr>
             <w:tcW w:w="2000" w:type="dxa"/>
@@ -10371,12 +9950,6 @@
         </w:tc>
       </w:tr>
       <w:tr>
-        <w:tblPrEx>
-          <w:tblCellMar>
-            <w:top w:w="0" w:type="dxa"/>
-            <w:bottom w:w="0" w:type="dxa"/>
-          </w:tblCellMar>
-        </w:tblPrEx>
         <w:tc>
           <w:tcPr>
             <w:tcW w:w="2000" w:type="dxa"/>
@@ -10460,12 +10033,6 @@
         </w:tc>
       </w:tr>
       <w:tr>
-        <w:tblPrEx>
-          <w:tblCellMar>
-            <w:top w:w="0" w:type="dxa"/>
-            <w:bottom w:w="0" w:type="dxa"/>
-          </w:tblCellMar>
-        </w:tblPrEx>
         <w:tc>
           <w:tcPr>
             <w:tcW w:w="2000" w:type="dxa"/>
@@ -10549,12 +10116,6 @@
         </w:tc>
       </w:tr>
       <w:tr>
-        <w:tblPrEx>
-          <w:tblCellMar>
-            <w:top w:w="0" w:type="dxa"/>
-            <w:bottom w:w="0" w:type="dxa"/>
-          </w:tblCellMar>
-        </w:tblPrEx>
         <w:tc>
           <w:tcPr>
             <w:tcW w:w="2000" w:type="dxa"/>
@@ -10638,12 +10199,6 @@
         </w:tc>
       </w:tr>
       <w:tr>
-        <w:tblPrEx>
-          <w:tblCellMar>
-            <w:top w:w="0" w:type="dxa"/>
-            <w:bottom w:w="0" w:type="dxa"/>
-          </w:tblCellMar>
-        </w:tblPrEx>
         <w:tc>
           <w:tcPr>
             <w:tcW w:w="2000" w:type="dxa"/>
@@ -10769,12 +10324,6 @@
         <w:gridCol w:w="4626"/>
       </w:tblGrid>
       <w:tr>
-        <w:tblPrEx>
-          <w:tblCellMar>
-            <w:top w:w="0" w:type="dxa"/>
-            <w:bottom w:w="0" w:type="dxa"/>
-          </w:tblCellMar>
-        </w:tblPrEx>
         <w:trPr>
           <w:tblHeader/>
         </w:trPr>
@@ -10870,12 +10419,6 @@
         </w:tc>
       </w:tr>
       <w:tr>
-        <w:tblPrEx>
-          <w:tblCellMar>
-            <w:top w:w="0" w:type="dxa"/>
-            <w:bottom w:w="0" w:type="dxa"/>
-          </w:tblCellMar>
-        </w:tblPrEx>
         <w:tc>
           <w:tcPr>
             <w:tcW w:w="1200" w:type="dxa"/>
@@ -10959,12 +10502,6 @@
         </w:tc>
       </w:tr>
       <w:tr>
-        <w:tblPrEx>
-          <w:tblCellMar>
-            <w:top w:w="0" w:type="dxa"/>
-            <w:bottom w:w="0" w:type="dxa"/>
-          </w:tblCellMar>
-        </w:tblPrEx>
         <w:tc>
           <w:tcPr>
             <w:tcW w:w="1200" w:type="dxa"/>
@@ -11048,12 +10585,6 @@
         </w:tc>
       </w:tr>
       <w:tr>
-        <w:tblPrEx>
-          <w:tblCellMar>
-            <w:top w:w="0" w:type="dxa"/>
-            <w:bottom w:w="0" w:type="dxa"/>
-          </w:tblCellMar>
-        </w:tblPrEx>
         <w:tc>
           <w:tcPr>
             <w:tcW w:w="1200" w:type="dxa"/>
@@ -11137,12 +10668,6 @@
         </w:tc>
       </w:tr>
       <w:tr>
-        <w:tblPrEx>
-          <w:tblCellMar>
-            <w:top w:w="0" w:type="dxa"/>
-            <w:bottom w:w="0" w:type="dxa"/>
-          </w:tblCellMar>
-        </w:tblPrEx>
         <w:tc>
           <w:tcPr>
             <w:tcW w:w="1200" w:type="dxa"/>
@@ -11226,12 +10751,6 @@
         </w:tc>
       </w:tr>
       <w:tr>
-        <w:tblPrEx>
-          <w:tblCellMar>
-            <w:top w:w="0" w:type="dxa"/>
-            <w:bottom w:w="0" w:type="dxa"/>
-          </w:tblCellMar>
-        </w:tblPrEx>
         <w:tc>
           <w:tcPr>
             <w:tcW w:w="1200" w:type="dxa"/>
@@ -11315,12 +10834,6 @@
         </w:tc>
       </w:tr>
       <w:tr>
-        <w:tblPrEx>
-          <w:tblCellMar>
-            <w:top w:w="0" w:type="dxa"/>
-            <w:bottom w:w="0" w:type="dxa"/>
-          </w:tblCellMar>
-        </w:tblPrEx>
         <w:tc>
           <w:tcPr>
             <w:tcW w:w="1200" w:type="dxa"/>
@@ -11404,12 +10917,6 @@
         </w:tc>
       </w:tr>
       <w:tr>
-        <w:tblPrEx>
-          <w:tblCellMar>
-            <w:top w:w="0" w:type="dxa"/>
-            <w:bottom w:w="0" w:type="dxa"/>
-          </w:tblCellMar>
-        </w:tblPrEx>
         <w:tc>
           <w:tcPr>
             <w:tcW w:w="1200" w:type="dxa"/>
@@ -11493,12 +11000,6 @@
         </w:tc>
       </w:tr>
       <w:tr>
-        <w:tblPrEx>
-          <w:tblCellMar>
-            <w:top w:w="0" w:type="dxa"/>
-            <w:bottom w:w="0" w:type="dxa"/>
-          </w:tblCellMar>
-        </w:tblPrEx>
         <w:tc>
           <w:tcPr>
             <w:tcW w:w="1200" w:type="dxa"/>
@@ -11703,12 +11204,6 @@
         <w:gridCol w:w="3526"/>
       </w:tblGrid>
       <w:tr>
-        <w:tblPrEx>
-          <w:tblCellMar>
-            <w:top w:w="0" w:type="dxa"/>
-            <w:bottom w:w="0" w:type="dxa"/>
-          </w:tblCellMar>
-        </w:tblPrEx>
         <w:trPr>
           <w:tblHeader/>
         </w:trPr>
@@ -11804,12 +11299,6 @@
         </w:tc>
       </w:tr>
       <w:tr>
-        <w:tblPrEx>
-          <w:tblCellMar>
-            <w:top w:w="0" w:type="dxa"/>
-            <w:bottom w:w="0" w:type="dxa"/>
-          </w:tblCellMar>
-        </w:tblPrEx>
         <w:tc>
           <w:tcPr>
             <w:tcW w:w="2500" w:type="dxa"/>
@@ -11893,12 +11382,6 @@
         </w:tc>
       </w:tr>
       <w:tr>
-        <w:tblPrEx>
-          <w:tblCellMar>
-            <w:top w:w="0" w:type="dxa"/>
-            <w:bottom w:w="0" w:type="dxa"/>
-          </w:tblCellMar>
-        </w:tblPrEx>
         <w:tc>
           <w:tcPr>
             <w:tcW w:w="2500" w:type="dxa"/>
@@ -11982,12 +11465,6 @@
         </w:tc>
       </w:tr>
       <w:tr>
-        <w:tblPrEx>
-          <w:tblCellMar>
-            <w:top w:w="0" w:type="dxa"/>
-            <w:bottom w:w="0" w:type="dxa"/>
-          </w:tblCellMar>
-        </w:tblPrEx>
         <w:tc>
           <w:tcPr>
             <w:tcW w:w="2500" w:type="dxa"/>
@@ -12082,6 +11559,8 @@
       </w:pPr>
       <w:r>
         <w:t xml:space="preserve">These distinct dimensions and atomic event logs are joined by data orchestration utilities (dbt, Apache Airflow) using a shared logical key of Week_ID and Region_ID. The aggregated data is pushed to a dedicated, read-optimised Operations Data Mart </w:t>
+      </w:r>
+      <w:r>
         <w:lastRenderedPageBreak/>
         <w:t>View. Design target: sub-5-second data mart query response time for pre-aggregated metric views at the application layer, under optimal network conditions with a pre-warmed compute cluster. End-to-end dashboard refresh — inclusive of mart query, API round-trip, and UI render — is targeted at under 10 seconds under standard operational load.</w:t>
       </w:r>
@@ -12491,6 +11970,30 @@
         <w:szCs w:val="18"/>
       </w:rPr>
       <w:fldChar w:fldCharType="end"/>
+    </w:r>
+    <w:r>
+      <w:rPr>
+        <w:color w:val="888888"/>
+        <w:sz w:val="18"/>
+        <w:szCs w:val="18"/>
+      </w:rPr>
+      <w:br/>
+    </w:r>
+    <w:r>
+      <w:rPr>
+        <w:color w:val="64748B"/>
+        <w:sz w:val="16"/>
+        <w:szCs w:val="16"/>
+      </w:rPr>
+      <w:br/>
+    </w:r>
+    <w:r>
+      <w:rPr>
+        <w:color w:val="64748B"/>
+        <w:sz w:val="16"/>
+        <w:szCs w:val="16"/>
+      </w:rPr>
+      <w:t>This project was designed and built with the assistance of Claude (Anthropic), an AI coding and reasoning assistant. All architecture decisions, domain logic, data models, and analytical frameworks were directed and validated by the author.</w:t>
     </w:r>
   </w:p>
 </w:ftr>
@@ -13395,6 +12898,48 @@
       <w:szCs w:val="20"/>
     </w:rPr>
   </w:style>
+  <w:style w:type="paragraph" w:styleId="Header">
+    <w:name w:val="header"/>
+    <w:basedOn w:val="Normal"/>
+    <w:link w:val="HeaderChar"/>
+    <w:uiPriority w:val="99"/>
+    <w:unhideWhenUsed/>
+    <w:rsid w:val="00566ACD"/>
+    <w:pPr>
+      <w:tabs>
+        <w:tab w:val="center" w:pos="4513"/>
+        <w:tab w:val="right" w:pos="9026"/>
+      </w:tabs>
+    </w:pPr>
+  </w:style>
+  <w:style w:type="character" w:customStyle="1" w:styleId="HeaderChar">
+    <w:name w:val="Header Char"/>
+    <w:basedOn w:val="DefaultParagraphFont"/>
+    <w:link w:val="Header"/>
+    <w:uiPriority w:val="99"/>
+    <w:rsid w:val="00566ACD"/>
+  </w:style>
+  <w:style w:type="paragraph" w:styleId="Footer">
+    <w:name w:val="footer"/>
+    <w:basedOn w:val="Normal"/>
+    <w:link w:val="FooterChar"/>
+    <w:uiPriority w:val="99"/>
+    <w:unhideWhenUsed/>
+    <w:rsid w:val="00566ACD"/>
+    <w:pPr>
+      <w:tabs>
+        <w:tab w:val="center" w:pos="4513"/>
+        <w:tab w:val="right" w:pos="9026"/>
+      </w:tabs>
+    </w:pPr>
+  </w:style>
+  <w:style w:type="character" w:customStyle="1" w:styleId="FooterChar">
+    <w:name w:val="Footer Char"/>
+    <w:basedOn w:val="DefaultParagraphFont"/>
+    <w:link w:val="Footer"/>
+    <w:uiPriority w:val="99"/>
+    <w:rsid w:val="00566ACD"/>
+  </w:style>
 </w:styles>
 </file>
 
